--- a/products-storage/04-polnyy-komplekt-pto/01-30-bazovye-pakety/01-zakrytie-rabot/02-ks-3.docx
+++ b/products-storage/04-polnyy-komplekt-pto/01-30-bazovye-pakety/01-zakrytie-rabot/02-ks-3.docx
@@ -17,7 +17,7 @@
       <w:r>
         <w:rPr>
           <w:i/>
-          <w:color w:val="E85D22"/>
+          <w:color w:val="B49A65"/>
         </w:rPr>
         <w:t>Заполните поля в квадратных скобках и удалите подсказки перед отправкой.</w:t>
       </w:r>
@@ -753,7 +753,7 @@
       <w:rFonts w:asciiTheme="majorHAnsi" w:eastAsiaTheme="majorEastAsia" w:hAnsiTheme="majorHAnsi" w:cstheme="majorBidi" w:ascii="Arial" w:hAnsi="Arial"/>
       <w:b/>
       <w:bCs/>
-      <w:color w:val="2E74B5"/>
+      <w:color w:val="34383B"/>
       <w:sz w:val="32"/>
       <w:szCs w:val="28"/>
     </w:rPr>
@@ -777,7 +777,7 @@
       <w:rFonts w:asciiTheme="majorHAnsi" w:eastAsiaTheme="majorEastAsia" w:hAnsiTheme="majorHAnsi" w:cstheme="majorBidi" w:ascii="Arial" w:hAnsi="Arial"/>
       <w:b/>
       <w:bCs/>
-      <w:color w:val="2E74B5"/>
+      <w:color w:val="34383B"/>
       <w:sz w:val="26"/>
       <w:szCs w:val="26"/>
     </w:rPr>
@@ -1033,7 +1033,7 @@
     <w:rsid w:val="00FC693F"/>
     <w:pPr>
       <w:pBdr>
-        <w:bottom w:val="single" w:sz="8" w:space="4" w:color="4F81BD" w:themeColor="accent1"/>
+        <w:bottom w:val="single" w:sz="8" w:space="4" w:color="B49A65"/>
       </w:pBdr>
       <w:spacing w:after="240" w:line="240" w:lineRule="auto" w:before="0"/>
       <w:contextualSpacing/>

--- a/products-storage/04-polnyy-komplekt-pto/01-30-bazovye-pakety/01-zakrytie-rabot/02-ks-3.docx
+++ b/products-storage/04-polnyy-komplekt-pto/01-30-bazovye-pakety/01-zakrytie-rabot/02-ks-3.docx
@@ -1317,13 +1317,7 @@
         <w:spacing w:after="120" w:line="276"/>
       </w:pPr>
       <w:r>
-        <w:rPr>
-          <w:rFonts w:ascii="Times New Roman" w:cs="Times New Roman" w:eastAsia="Times New Roman" w:hAnsi="Times New Roman"/>
-          <w:color w:val="595959"/>
-          <w:sz w:val="19"/>
-          <w:szCs w:val="19"/>
-        </w:rPr>
-        <w:t xml:space="preserve">Все суммы заполняются вручную. Сверьте состав затрат и порядок учёта НДС с договором. Справка фиксирует стоимость и не заменяет расчёт взаиморасчётов.</w:t>
+        <w:t>Все суммы заполняются вручную. Сверьте состав затрат и порядок учёта НДС с договором. Справка фиксирует стоимость принятых работ. Сверьте её суммы с платежами и расчётом взаиморасчётов.</w:t>
       </w:r>
     </w:p>
     <w:p>

--- a/products-storage/04-polnyy-komplekt-pto/01-30-bazovye-pakety/01-zakrytie-rabot/02-ks-3.docx
+++ b/products-storage/04-polnyy-komplekt-pto/01-30-bazovye-pakety/01-zakrytie-rabot/02-ks-3.docx
@@ -291,7 +291,7 @@
           <w:sz w:val="19"/>
           <w:szCs w:val="19"/>
         </w:rPr>
-        <w:t xml:space="preserve">Договорный шаблон справки о стоимости выполненных работ (КС-3). Состав и порядок подписания этой формы согласуйте с договором. Шаблон не заявляет соответствия утверждённой унифицированной форме.</w:t>
+        <w:t xml:space="preserve">Форма справки о стоимости выполненных работ (КС-3). Состав и порядок подписания сверьте с договором; реквизиты заполните по выполненному объёму и данным сторон.</w:t>
       </w:r>
     </w:p>
     <w:p>
@@ -576,7 +576,7 @@
       <w:tr>
         <w:trPr>
           <w:cantSplit/>
-          <w:tblHeader w:val="off"/>
+          <w:tblHeader w:val="false"/>
         </w:trPr>
         <w:tc>
           <w:tcPr>
@@ -682,7 +682,7 @@
       <w:tr>
         <w:trPr>
           <w:cantSplit/>
-          <w:tblHeader w:val="off"/>
+          <w:tblHeader w:val="false"/>
         </w:trPr>
         <w:tc>
           <w:tcPr>
@@ -788,7 +788,7 @@
       <w:tr>
         <w:trPr>
           <w:cantSplit/>
-          <w:tblHeader w:val="off"/>
+          <w:tblHeader w:val="false"/>
         </w:trPr>
         <w:tc>
           <w:tcPr>
@@ -894,7 +894,7 @@
       <w:tr>
         <w:trPr>
           <w:cantSplit/>
-          <w:tblHeader w:val="off"/>
+          <w:tblHeader w:val="false"/>
         </w:trPr>
         <w:tc>
           <w:tcPr>
@@ -1000,7 +1000,7 @@
       <w:tr>
         <w:trPr>
           <w:cantSplit/>
-          <w:tblHeader w:val="off"/>
+          <w:tblHeader w:val="false"/>
         </w:trPr>
         <w:tc>
           <w:tcPr>
@@ -1317,7 +1317,13 @@
         <w:spacing w:after="120" w:line="276"/>
       </w:pPr>
       <w:r>
-        <w:t>Все суммы заполняются вручную. Сверьте состав затрат и порядок учёта НДС с договором. Справка фиксирует стоимость принятых работ. Сверьте её суммы с платежами и расчётом взаиморасчётов.</w:t>
+        <w:rPr>
+          <w:rFonts w:ascii="Times New Roman" w:cs="Times New Roman" w:eastAsia="Times New Roman" w:hAnsi="Times New Roman"/>
+          <w:color w:val="595959"/>
+          <w:sz w:val="19"/>
+          <w:szCs w:val="19"/>
+        </w:rPr>
+        <w:t xml:space="preserve">Все суммы заполняются вручную. Сверьте состав затрат и порядок учёта НДС с договором. Справка фиксирует стоимость принятых работ. Сверьте её суммы с платежами и расчётом взаиморасчётов.</w:t>
       </w:r>
     </w:p>
     <w:p>
@@ -1420,7 +1426,7 @@
       <w:tr>
         <w:trPr>
           <w:cantSplit/>
-          <w:tblHeader w:val="off"/>
+          <w:tblHeader w:val="false"/>
         </w:trPr>
         <w:tc>
           <w:tcPr>
@@ -1508,7 +1514,7 @@
       <w:tr>
         <w:trPr>
           <w:cantSplit/>
-          <w:tblHeader w:val="off"/>
+          <w:tblHeader w:val="false"/>
         </w:trPr>
         <w:tc>
           <w:tcPr>
@@ -1596,7 +1602,7 @@
       <w:tr>
         <w:trPr>
           <w:cantSplit/>
-          <w:tblHeader w:val="off"/>
+          <w:tblHeader w:val="false"/>
         </w:trPr>
         <w:tc>
           <w:tcPr>
@@ -1658,7 +1664,7 @@
       <w:tr>
         <w:trPr>
           <w:cantSplit/>
-          <w:tblHeader w:val="off"/>
+          <w:tblHeader w:val="false"/>
         </w:trPr>
         <w:tc>
           <w:tcPr>
@@ -1746,7 +1752,7 @@
       <w:tr>
         <w:trPr>
           <w:cantSplit/>
-          <w:tblHeader w:val="off"/>
+          <w:tblHeader w:val="false"/>
         </w:trPr>
         <w:tc>
           <w:tcPr>
@@ -1842,6 +1848,10 @@
 </w:document>
 </file>
 
+<file path=word/comments.xml><?xml version="1.0" encoding="utf-8"?>
+<w:comments xmlns:cx="http://schemas.microsoft.com/office/drawing/2014/chartex" xmlns:cx1="http://schemas.microsoft.com/office/drawing/2015/9/8/chartex" xmlns:cx2="http://schemas.microsoft.com/office/drawing/2015/10/21/chartex" xmlns:cx3="http://schemas.microsoft.com/office/drawing/2016/5/9/chartex" xmlns:cx4="http://schemas.microsoft.com/office/drawing/2016/5/10/chartex" xmlns:cx5="http://schemas.microsoft.com/office/drawing/2016/5/11/chartex" xmlns:cx6="http://schemas.microsoft.com/office/drawing/2016/5/12/chartex" xmlns:cx7="http://schemas.microsoft.com/office/drawing/2016/5/13/chartex" xmlns:cx8="http://schemas.microsoft.com/office/drawing/2016/5/14/chartex" xmlns:mc="http://schemas.openxmlformats.org/markup-compatibility/2006" xmlns:aink="http://schemas.microsoft.com/office/drawing/2016/ink" xmlns:am3d="http://schemas.microsoft.com/office/drawing/2017/model3d" xmlns:o="urn:schemas-microsoft-com:office:office" xmlns:r="http://schemas.openxmlformats.org/officeDocument/2006/relationships" xmlns:m="http://schemas.openxmlformats.org/officeDocument/2006/math" xmlns:v="urn:schemas-microsoft-com:vml" xmlns:wp14="http://schemas.microsoft.com/office/word/2010/wordprocessingDrawing" xmlns:wp="http://schemas.openxmlformats.org/drawingml/2006/wordprocessingDrawing" xmlns:w10="urn:schemas-microsoft-com:office:word" xmlns:w="http://schemas.openxmlformats.org/wordprocessingml/2006/main" xmlns:w14="http://schemas.microsoft.com/office/word/2010/wordml" xmlns:w15="http://schemas.microsoft.com/office/word/2012/wordml" xmlns:w16cex="http://schemas.microsoft.com/office/word/2018/wordml/cex" xmlns:w16cid="http://schemas.microsoft.com/office/word/2016/wordml/cid" xmlns:w16="http://schemas.microsoft.com/office/word/2018/wordml" xmlns:w16sdtdh="http://schemas.microsoft.com/office/word/2020/wordml/sdtdatahash" xmlns:w16se="http://schemas.microsoft.com/office/word/2015/wordml/symex" xmlns:wpg="http://schemas.microsoft.com/office/word/2010/wordprocessingGroup" xmlns:wpi="http://schemas.microsoft.com/office/word/2010/wordprocessingInk" xmlns:wne="http://schemas.microsoft.com/office/word/2006/wordml" xmlns:wps="http://schemas.microsoft.com/office/word/2010/wordprocessingShape"/>
+</file>
+
 <file path=word/endnotes.xml><?xml version="1.0" encoding="utf-8"?>
 <w:endnotes xmlns:wpc="http://schemas.microsoft.com/office/word/2010/wordprocessingCanvas" xmlns:mc="http://schemas.openxmlformats.org/markup-compatibility/2006" xmlns:o="urn:schemas-microsoft-com:office:office" xmlns:r="http://schemas.openxmlformats.org/officeDocument/2006/relationships" xmlns:m="http://schemas.openxmlformats.org/officeDocument/2006/math" xmlns:v="urn:schemas-microsoft-com:vml" xmlns:wp14="http://schemas.microsoft.com/office/word/2010/wordprocessingDrawing" xmlns:wp="http://schemas.openxmlformats.org/drawingml/2006/wordprocessingDrawing" xmlns:w10="urn:schemas-microsoft-com:office:word" xmlns:w="http://schemas.openxmlformats.org/wordprocessingml/2006/main" xmlns:w14="http://schemas.microsoft.com/office/word/2010/wordml" xmlns:w15="http://schemas.microsoft.com/office/word/2012/wordml" xmlns:wpg="http://schemas.microsoft.com/office/word/2010/wordprocessingGroup" xmlns:wpi="http://schemas.microsoft.com/office/word/2010/wordprocessingInk" xmlns:wne="http://schemas.microsoft.com/office/word/2006/wordml" xmlns:wps="http://schemas.microsoft.com/office/word/2010/wordprocessingShape" mc:Ignorable="w14 w15 wp14">
   <w:endnote w:type="separator" w:id="-1">
@@ -1920,7 +1930,7 @@
 <w:numbering xmlns:wpc="http://schemas.microsoft.com/office/word/2010/wordprocessingCanvas" xmlns:mc="http://schemas.openxmlformats.org/markup-compatibility/2006" xmlns:o="urn:schemas-microsoft-com:office:office" xmlns:r="http://schemas.openxmlformats.org/officeDocument/2006/relationships" xmlns:m="http://schemas.openxmlformats.org/officeDocument/2006/math" xmlns:v="urn:schemas-microsoft-com:vml" xmlns:wp14="http://schemas.microsoft.com/office/word/2010/wordprocessingDrawing" xmlns:wp="http://schemas.openxmlformats.org/drawingml/2006/wordprocessingDrawing" xmlns:w10="urn:schemas-microsoft-com:office:word" xmlns:w="http://schemas.openxmlformats.org/wordprocessingml/2006/main" xmlns:w14="http://schemas.microsoft.com/office/word/2010/wordml" xmlns:w15="http://schemas.microsoft.com/office/word/2012/wordml" xmlns:wpg="http://schemas.microsoft.com/office/word/2010/wordprocessingGroup" xmlns:wpi="http://schemas.microsoft.com/office/word/2010/wordprocessingInk" xmlns:wne="http://schemas.microsoft.com/office/word/2006/wordml" xmlns:wps="http://schemas.microsoft.com/office/word/2010/wordprocessingShape" mc:Ignorable="w14 w15 wp14">
   <w:abstractNum w:abstractNumId="1" w15:restartNumberingAfterBreak="0">
     <w:multiLevelType w:val="hybridMultilevel"/>
-    <w:lvl w:ilvl="0" w:tentative="1">
+    <w:lvl w:ilvl="0" w15:tentative="1">
       <w:start w:val="1"/>
       <w:numFmt w:val="bullet"/>
       <w:lvlText w:val="●"/>
@@ -1929,7 +1939,7 @@
         <w:ind w:left="720" w:hanging="360"/>
       </w:pPr>
     </w:lvl>
-    <w:lvl w:ilvl="1" w:tentative="1">
+    <w:lvl w:ilvl="1" w15:tentative="1">
       <w:start w:val="1"/>
       <w:numFmt w:val="bullet"/>
       <w:lvlText w:val="○"/>
@@ -1938,7 +1948,7 @@
         <w:ind w:left="1440" w:hanging="360"/>
       </w:pPr>
     </w:lvl>
-    <w:lvl w:ilvl="2" w:tentative="1">
+    <w:lvl w:ilvl="2" w15:tentative="1">
       <w:start w:val="1"/>
       <w:numFmt w:val="bullet"/>
       <w:lvlText w:val="■"/>
@@ -1947,7 +1957,7 @@
         <w:ind w:left="2160" w:hanging="360"/>
       </w:pPr>
     </w:lvl>
-    <w:lvl w:ilvl="3" w:tentative="1">
+    <w:lvl w:ilvl="3" w15:tentative="1">
       <w:start w:val="1"/>
       <w:numFmt w:val="bullet"/>
       <w:lvlText w:val="●"/>
@@ -1956,7 +1966,7 @@
         <w:ind w:left="2880" w:hanging="360"/>
       </w:pPr>
     </w:lvl>
-    <w:lvl w:ilvl="4" w:tentative="1">
+    <w:lvl w:ilvl="4" w15:tentative="1">
       <w:start w:val="1"/>
       <w:numFmt w:val="bullet"/>
       <w:lvlText w:val="○"/>
@@ -1965,7 +1975,7 @@
         <w:ind w:left="3600" w:hanging="360"/>
       </w:pPr>
     </w:lvl>
-    <w:lvl w:ilvl="5" w:tentative="1">
+    <w:lvl w:ilvl="5" w15:tentative="1">
       <w:start w:val="1"/>
       <w:numFmt w:val="bullet"/>
       <w:lvlText w:val="■"/>
@@ -1974,7 +1984,7 @@
         <w:ind w:left="4320" w:hanging="360"/>
       </w:pPr>
     </w:lvl>
-    <w:lvl w:ilvl="6" w:tentative="1">
+    <w:lvl w:ilvl="6" w15:tentative="1">
       <w:start w:val="1"/>
       <w:numFmt w:val="bullet"/>
       <w:lvlText w:val="●"/>
@@ -1983,7 +1993,7 @@
         <w:ind w:left="5040" w:hanging="360"/>
       </w:pPr>
     </w:lvl>
-    <w:lvl w:ilvl="7" w:tentative="1">
+    <w:lvl w:ilvl="7" w15:tentative="1">
       <w:start w:val="1"/>
       <w:numFmt w:val="bullet"/>
       <w:lvlText w:val="●"/>
@@ -1992,7 +2002,7 @@
         <w:ind w:left="5760" w:hanging="360"/>
       </w:pPr>
     </w:lvl>
-    <w:lvl w:ilvl="8" w:tentative="1">
+    <w:lvl w:ilvl="8" w15:tentative="1">
       <w:start w:val="1"/>
       <w:numFmt w:val="bullet"/>
       <w:lvlText w:val="●"/>
@@ -2004,7 +2014,7 @@
   </w:abstractNum>
   <w:abstractNum w:abstractNumId="2" w15:restartNumberingAfterBreak="0">
     <w:multiLevelType w:val="hybridMultilevel"/>
-    <w:lvl w:ilvl="0" w:tentative="1">
+    <w:lvl w:ilvl="0" w15:tentative="1">
       <w:start w:val="1"/>
       <w:numFmt w:val="bullet"/>
       <w:lvlText w:val="—"/>
@@ -2035,25 +2045,6 @@
     </w:rPrDefault>
     <w:pPrDefault/>
   </w:docDefaults>
-  <w:style w:type="paragraph" w:styleId="Normal" w:default="1">
-    <w:name w:val="Normal"/>
-    <w:qFormat/>
-  </w:style>
-  <w:style w:type="table" w:styleId="TableNormal" w:default="true">
-    <w:name w:val="Normal Table"/>
-    <w:uiPriority w:val="99"/>
-    <w:semiHidden/>
-    <w:unhideWhenUsed/>
-    <w:tblPr>
-      <w:tblInd w:type="dxa" w:w="0"/>
-      <w:tblCellMar>
-        <w:top w:type="dxa" w:w="0"/>
-        <w:left w:type="dxa" w:w="108"/>
-        <w:bottom w:type="dxa" w:w="0"/>
-        <w:right w:type="dxa" w:w="108"/>
-      </w:tblCellMar>
-    </w:tblPr>
-  </w:style>
   <w:style w:type="paragraph" w:styleId="Title">
     <w:name w:val="Title"/>
     <w:basedOn w:val="Normal"/>
@@ -2226,294 +2217,4 @@
     </w:rPr>
   </w:style>
 </w:styles>
-</file>
-
-<file path=word/theme/theme1.xml><?xml version="1.0" encoding="utf-8"?>
-<a:theme xmlns:a="http://schemas.openxmlformats.org/drawingml/2006/main" name="Office Theme">
-  <a:themeElements>
-    <a:clrScheme name="Office">
-      <a:dk1>
-        <a:sysClr val="windowText" lastClr="000000"/>
-      </a:dk1>
-      <a:lt1>
-        <a:sysClr val="window" lastClr="FFFFFF"/>
-      </a:lt1>
-      <a:dk2>
-        <a:srgbClr val="44546A"/>
-      </a:dk2>
-      <a:lt2>
-        <a:srgbClr val="E7E6E6"/>
-      </a:lt2>
-      <a:accent1>
-        <a:srgbClr val="4472C4"/>
-      </a:accent1>
-      <a:accent2>
-        <a:srgbClr val="ED7D31"/>
-      </a:accent2>
-      <a:accent3>
-        <a:srgbClr val="A5A5A5"/>
-      </a:accent3>
-      <a:accent4>
-        <a:srgbClr val="FFC000"/>
-      </a:accent4>
-      <a:accent5>
-        <a:srgbClr val="5B9BD5"/>
-      </a:accent5>
-      <a:accent6>
-        <a:srgbClr val="70AD47"/>
-      </a:accent6>
-      <a:hlink>
-        <a:srgbClr val="0563C1"/>
-      </a:hlink>
-      <a:folHlink>
-        <a:srgbClr val="954F72"/>
-      </a:folHlink>
-    </a:clrScheme>
-    <a:fontScheme name="Office">
-      <a:majorFont>
-        <a:latin typeface="Calibri Light" panose="020F0302020204030204"/>
-        <a:ea typeface=""/>
-        <a:cs typeface=""/>
-        <a:font script="Jpan" typeface="游ゴシック Light"/>
-        <a:font script="Hang" typeface="맑은 고딕"/>
-        <a:font script="Hans" typeface="等线 Light"/>
-        <a:font script="Hant" typeface="新細明體"/>
-        <a:font script="Arab" typeface="Times New Roman"/>
-        <a:font script="Hebr" typeface="Times New Roman"/>
-        <a:font script="Thai" typeface="Angsana New"/>
-        <a:font script="Ethi" typeface="Nyala"/>
-        <a:font script="Beng" typeface="Vrinda"/>
-        <a:font script="Gujr" typeface="Shruti"/>
-        <a:font script="Khmr" typeface="MoolBoran"/>
-        <a:font script="Knda" typeface="Tunga"/>
-        <a:font script="Guru" typeface="Raavi"/>
-        <a:font script="Cans" typeface="Euphemia"/>
-        <a:font script="Cher" typeface="Plantagenet Cherokee"/>
-        <a:font script="Yiii" typeface="Microsoft Yi Baiti"/>
-        <a:font script="Tibt" typeface="Microsoft Himalaya"/>
-        <a:font script="Thaa" typeface="MV Boli"/>
-        <a:font script="Deva" typeface="Mangal"/>
-        <a:font script="Telu" typeface="Gautami"/>
-        <a:font script="Taml" typeface="Latha"/>
-        <a:font script="Syrc" typeface="Estrangelo Edessa"/>
-        <a:font script="Orya" typeface="Kalinga"/>
-        <a:font script="Mlym" typeface="Kartika"/>
-        <a:font script="Laoo" typeface="DokChampa"/>
-        <a:font script="Sinh" typeface="Iskoola Pota"/>
-        <a:font script="Mong" typeface="Mongolian Baiti"/>
-        <a:font script="Viet" typeface="Times New Roman"/>
-        <a:font script="Uigh" typeface="Microsoft Uighur"/>
-        <a:font script="Geor" typeface="Sylfaen"/>
-        <a:font script="Armn" typeface="Arial"/>
-        <a:font script="Bugi" typeface="Leelawadee UI"/>
-        <a:font script="Bopo" typeface="Microsoft JhengHei"/>
-        <a:font script="Java" typeface="Javanese Text"/>
-        <a:font script="Lisu" typeface="Segoe UI"/>
-        <a:font script="Mymr" typeface="Myanmar Text"/>
-        <a:font script="Nkoo" typeface="Ebrima"/>
-        <a:font script="Olck" typeface="Nirmala UI"/>
-        <a:font script="Osma" typeface="Ebrima"/>
-        <a:font script="Phag" typeface="Phagspa"/>
-        <a:font script="Syrn" typeface="Estrangelo Edessa"/>
-        <a:font script="Syrj" typeface="Estrangelo Edessa"/>
-        <a:font script="Syre" typeface="Estrangelo Edessa"/>
-        <a:font script="Sora" typeface="Nirmala UI"/>
-        <a:font script="Tale" typeface="Microsoft Tai Le"/>
-        <a:font script="Talu" typeface="Microsoft New Tai Lue"/>
-        <a:font script="Tfng" typeface="Ebrima"/>
-      </a:majorFont>
-      <a:minorFont>
-        <a:latin typeface="Calibri" panose="020F0502020204030204"/>
-        <a:ea typeface=""/>
-        <a:cs typeface=""/>
-        <a:font script="Jpan" typeface="游明朝"/>
-        <a:font script="Hang" typeface="맑은 고딕"/>
-        <a:font script="Hans" typeface="等线"/>
-        <a:font script="Hant" typeface="新細明體"/>
-        <a:font script="Arab" typeface="Arial"/>
-        <a:font script="Hebr" typeface="Arial"/>
-        <a:font script="Thai" typeface="Cordia New"/>
-        <a:font script="Ethi" typeface="Nyala"/>
-        <a:font script="Beng" typeface="Vrinda"/>
-        <a:font script="Gujr" typeface="Shruti"/>
-        <a:font script="Khmr" typeface="DaunPenh"/>
-        <a:font script="Knda" typeface="Tunga"/>
-        <a:font script="Guru" typeface="Raavi"/>
-        <a:font script="Cans" typeface="Euphemia"/>
-        <a:font script="Cher" typeface="Plantagenet Cherokee"/>
-        <a:font script="Yiii" typeface="Microsoft Yi Baiti"/>
-        <a:font script="Tibt" typeface="Microsoft Himalaya"/>
-        <a:font script="Thaa" typeface="MV Boli"/>
-        <a:font script="Deva" typeface="Mangal"/>
-        <a:font script="Telu" typeface="Gautami"/>
-        <a:font script="Taml" typeface="Latha"/>
-        <a:font script="Syrc" typeface="Estrangelo Edessa"/>
-        <a:font script="Orya" typeface="Kalinga"/>
-        <a:font script="Mlym" typeface="Kartika"/>
-        <a:font script="Laoo" typeface="DokChampa"/>
-        <a:font script="Sinh" typeface="Iskoola Pota"/>
-        <a:font script="Mong" typeface="Mongolian Baiti"/>
-        <a:font script="Viet" typeface="Arial"/>
-        <a:font script="Uigh" typeface="Microsoft Uighur"/>
-        <a:font script="Geor" typeface="Sylfaen"/>
-        <a:font script="Armn" typeface="Arial"/>
-        <a:font script="Bugi" typeface="Leelawadee UI"/>
-        <a:font script="Bopo" typeface="Microsoft JhengHei"/>
-        <a:font script="Java" typeface="Javanese Text"/>
-        <a:font script="Lisu" typeface="Segoe UI"/>
-        <a:font script="Mymr" typeface="Myanmar Text"/>
-        <a:font script="Nkoo" typeface="Ebrima"/>
-        <a:font script="Olck" typeface="Nirmala UI"/>
-        <a:font script="Osma" typeface="Ebrima"/>
-        <a:font script="Phag" typeface="Phagspa"/>
-        <a:font script="Syrn" typeface="Estrangelo Edessa"/>
-        <a:font script="Syrj" typeface="Estrangelo Edessa"/>
-        <a:font script="Syre" typeface="Estrangelo Edessa"/>
-        <a:font script="Sora" typeface="Nirmala UI"/>
-        <a:font script="Tale" typeface="Microsoft Tai Le"/>
-        <a:font script="Talu" typeface="Microsoft New Tai Lue"/>
-        <a:font script="Tfng" typeface="Ebrima"/>
-      </a:minorFont>
-    </a:fontScheme>
-    <a:fmtScheme name="Office">
-      <a:fillStyleLst>
-        <a:solidFill>
-          <a:schemeClr val="phClr"/>
-        </a:solidFill>
-        <a:gradFill rotWithShape="true">
-          <a:gsLst>
-            <a:gs pos="0">
-              <a:schemeClr val="phClr">
-                <a:lumMod val="110000"/>
-                <a:satMod val="105000"/>
-                <a:tint val="67000"/>
-              </a:schemeClr>
-            </a:gs>
-            <a:gs pos="50000">
-              <a:schemeClr val="phClr">
-                <a:lumMod val="105000"/>
-                <a:satMod val="103000"/>
-                <a:tint val="73000"/>
-              </a:schemeClr>
-            </a:gs>
-            <a:gs pos="100000">
-              <a:schemeClr val="phClr">
-                <a:lumMod val="105000"/>
-                <a:satMod val="109000"/>
-                <a:tint val="81000"/>
-              </a:schemeClr>
-            </a:gs>
-          </a:gsLst>
-          <a:lin ang="5400000" scaled="false"/>
-        </a:gradFill>
-        <a:gradFill rotWithShape="true">
-          <a:gsLst>
-            <a:gs pos="0">
-              <a:schemeClr val="phClr">
-                <a:satMod val="103000"/>
-                <a:lumMod val="102000"/>
-                <a:tint val="94000"/>
-              </a:schemeClr>
-            </a:gs>
-            <a:gs pos="50000">
-              <a:schemeClr val="phClr">
-                <a:satMod val="110000"/>
-                <a:lumMod val="100000"/>
-                <a:shade val="100000"/>
-              </a:schemeClr>
-            </a:gs>
-            <a:gs pos="100000">
-              <a:schemeClr val="phClr">
-                <a:lumMod val="99000"/>
-                <a:satMod val="120000"/>
-                <a:shade val="78000"/>
-              </a:schemeClr>
-            </a:gs>
-          </a:gsLst>
-          <a:lin ang="5400000" scaled="false"/>
-        </a:gradFill>
-      </a:fillStyleLst>
-      <a:lnStyleLst>
-        <a:ln w="6350" cap="flat" cmpd="sng" algn="ctr">
-          <a:solidFill>
-            <a:schemeClr val="phClr"/>
-          </a:solidFill>
-          <a:prstDash val="solid"/>
-          <a:miter lim="800000"/>
-        </a:ln>
-        <a:ln w="12700" cap="flat" cmpd="sng" algn="ctr">
-          <a:solidFill>
-            <a:schemeClr val="phClr"/>
-          </a:solidFill>
-          <a:prstDash val="solid"/>
-          <a:miter lim="800000"/>
-        </a:ln>
-        <a:ln w="19050" cap="flat" cmpd="sng" algn="ctr">
-          <a:solidFill>
-            <a:schemeClr val="phClr"/>
-          </a:solidFill>
-          <a:prstDash val="solid"/>
-          <a:miter lim="800000"/>
-        </a:ln>
-      </a:lnStyleLst>
-      <a:effectStyleLst>
-        <a:effectStyle>
-          <a:effectLst/>
-        </a:effectStyle>
-        <a:effectStyle>
-          <a:effectLst/>
-        </a:effectStyle>
-        <a:effectStyle>
-          <a:effectLst>
-            <a:outerShdw blurRad="57150" dist="19050" dir="5400000" algn="ctr" rotWithShape="false">
-              <a:srgbClr val="000000">
-                <a:alpha val="63000"/>
-              </a:srgbClr>
-            </a:outerShdw>
-          </a:effectLst>
-        </a:effectStyle>
-      </a:effectStyleLst>
-      <a:bgFillStyleLst>
-        <a:solidFill>
-          <a:schemeClr val="phClr"/>
-        </a:solidFill>
-        <a:solidFill>
-          <a:schemeClr val="phClr">
-            <a:tint val="95000"/>
-            <a:satMod val="170000"/>
-          </a:schemeClr>
-        </a:solidFill>
-        <a:gradFill rotWithShape="true">
-          <a:gsLst>
-            <a:gs pos="0">
-              <a:schemeClr val="phClr">
-                <a:tint val="93000"/>
-                <a:satMod val="150000"/>
-                <a:shade val="98000"/>
-                <a:lumMod val="102000"/>
-              </a:schemeClr>
-            </a:gs>
-            <a:gs pos="50000">
-              <a:schemeClr val="phClr">
-                <a:tint val="98000"/>
-                <a:satMod val="130000"/>
-                <a:shade val="90000"/>
-                <a:lumMod val="103000"/>
-              </a:schemeClr>
-            </a:gs>
-            <a:gs pos="100000">
-              <a:schemeClr val="phClr">
-                <a:shade val="63000"/>
-                <a:satMod val="120000"/>
-              </a:schemeClr>
-            </a:gs>
-          </a:gsLst>
-          <a:lin ang="5400000" scaled="false"/>
-        </a:gradFill>
-      </a:bgFillStyleLst>
-    </a:fmtScheme>
-  </a:themeElements>
-  <a:objectDefaults/>
-  <a:extraClrSchemeLst/>
-</a:theme>
 </file>
--- a/products-storage/04-polnyy-komplekt-pto/01-30-bazovye-pakety/01-zakrytie-rabot/02-ks-3.docx
+++ b/products-storage/04-polnyy-komplekt-pto/01-30-bazovye-pakety/01-zakrytie-rabot/02-ks-3.docx
@@ -5,6 +5,7 @@
     <w:p>
       <w:pPr>
         <w:pStyle w:val="Title"/>
+        <w:keepNext/>
         <w:spacing w:after="180"/>
       </w:pPr>
       <w:r>
@@ -12,8 +13,8 @@
           <w:rFonts w:ascii="Times New Roman" w:cs="Times New Roman" w:eastAsia="Times New Roman" w:hAnsi="Times New Roman"/>
           <w:b/>
           <w:bCs/>
-          <w:color w:val="34383B"/>
-          <w:sz w:val="30"/>
+          <w:color w:val="000000"/>
+          <w:sz w:val="34"/>
           <w:szCs w:val="30"/>
         </w:rPr>
         <w:t xml:space="preserve">Справка о стоимости выполненных работ КС 3</w:t>
@@ -21,11 +22,12 @@
     </w:p>
     <w:p>
       <w:pPr>
-        <w:spacing w:after="70" w:line="276"/>
-      </w:pPr>
-      <w:r>
-        <w:rPr>
-          <w:rFonts w:ascii="Times New Roman" w:cs="Times New Roman" w:eastAsia="Times New Roman" w:hAnsi="Times New Roman"/>
+        <w:spacing w:after="60" w:line="276"/>
+      </w:pPr>
+      <w:r>
+        <w:rPr>
+          <w:rFonts w:ascii="Times New Roman" w:cs="Times New Roman" w:eastAsia="Times New Roman" w:hAnsi="Times New Roman"/>
+          <w:color w:val="262F37"/>
           <w:sz w:val="21"/>
           <w:szCs w:val="21"/>
         </w:rPr>
@@ -38,7 +40,7 @@
           <w:bCs/>
           <w:i w:val="false"/>
           <w:iCs w:val="false"/>
-          <w:color w:val="000000"/>
+          <w:color w:val="262F37"/>
           <w:sz w:val="21"/>
           <w:szCs w:val="21"/>
         </w:rPr>
@@ -47,6 +49,7 @@
       <w:r>
         <w:rPr>
           <w:rFonts w:ascii="Times New Roman" w:cs="Times New Roman" w:eastAsia="Times New Roman" w:hAnsi="Times New Roman"/>
+          <w:color w:val="262F37"/>
           <w:sz w:val="21"/>
           <w:szCs w:val="21"/>
         </w:rPr>
@@ -59,7 +62,7 @@
           <w:bCs/>
           <w:i w:val="false"/>
           <w:iCs w:val="false"/>
-          <w:color w:val="000000"/>
+          <w:color w:val="262F37"/>
           <w:sz w:val="21"/>
           <w:szCs w:val="21"/>
         </w:rPr>
@@ -68,11 +71,12 @@
     </w:p>
     <w:p>
       <w:pPr>
-        <w:spacing w:after="70" w:line="276"/>
-      </w:pPr>
-      <w:r>
-        <w:rPr>
-          <w:rFonts w:ascii="Times New Roman" w:cs="Times New Roman" w:eastAsia="Times New Roman" w:hAnsi="Times New Roman"/>
+        <w:spacing w:after="60" w:line="276"/>
+      </w:pPr>
+      <w:r>
+        <w:rPr>
+          <w:rFonts w:ascii="Times New Roman" w:cs="Times New Roman" w:eastAsia="Times New Roman" w:hAnsi="Times New Roman"/>
+          <w:color w:val="262F37"/>
           <w:sz w:val="21"/>
           <w:szCs w:val="21"/>
         </w:rPr>
@@ -85,7 +89,7 @@
           <w:bCs/>
           <w:i w:val="false"/>
           <w:iCs w:val="false"/>
-          <w:color w:val="000000"/>
+          <w:color w:val="262F37"/>
           <w:sz w:val="21"/>
           <w:szCs w:val="21"/>
         </w:rPr>
@@ -94,6 +98,7 @@
       <w:r>
         <w:rPr>
           <w:rFonts w:ascii="Times New Roman" w:cs="Times New Roman" w:eastAsia="Times New Roman" w:hAnsi="Times New Roman"/>
+          <w:color w:val="262F37"/>
           <w:sz w:val="21"/>
           <w:szCs w:val="21"/>
         </w:rPr>
@@ -106,7 +111,7 @@
           <w:bCs/>
           <w:i w:val="false"/>
           <w:iCs w:val="false"/>
-          <w:color w:val="000000"/>
+          <w:color w:val="262F37"/>
           <w:sz w:val="21"/>
           <w:szCs w:val="21"/>
         </w:rPr>
@@ -115,11 +120,12 @@
     </w:p>
     <w:p>
       <w:pPr>
-        <w:spacing w:after="70" w:line="276"/>
-      </w:pPr>
-      <w:r>
-        <w:rPr>
-          <w:rFonts w:ascii="Times New Roman" w:cs="Times New Roman" w:eastAsia="Times New Roman" w:hAnsi="Times New Roman"/>
+        <w:spacing w:after="60" w:line="276"/>
+      </w:pPr>
+      <w:r>
+        <w:rPr>
+          <w:rFonts w:ascii="Times New Roman" w:cs="Times New Roman" w:eastAsia="Times New Roman" w:hAnsi="Times New Roman"/>
+          <w:color w:val="262F37"/>
           <w:sz w:val="21"/>
           <w:szCs w:val="21"/>
         </w:rPr>
@@ -132,7 +138,7 @@
           <w:bCs/>
           <w:i w:val="false"/>
           <w:iCs w:val="false"/>
-          <w:color w:val="000000"/>
+          <w:color w:val="262F37"/>
           <w:sz w:val="21"/>
           <w:szCs w:val="21"/>
         </w:rPr>
@@ -141,6 +147,7 @@
       <w:r>
         <w:rPr>
           <w:rFonts w:ascii="Times New Roman" w:cs="Times New Roman" w:eastAsia="Times New Roman" w:hAnsi="Times New Roman"/>
+          <w:color w:val="262F37"/>
           <w:sz w:val="21"/>
           <w:szCs w:val="21"/>
         </w:rPr>
@@ -153,7 +160,7 @@
           <w:bCs/>
           <w:i w:val="false"/>
           <w:iCs w:val="false"/>
-          <w:color w:val="000000"/>
+          <w:color w:val="262F37"/>
           <w:sz w:val="21"/>
           <w:szCs w:val="21"/>
         </w:rPr>
@@ -162,11 +169,12 @@
     </w:p>
     <w:p>
       <w:pPr>
-        <w:spacing w:after="70" w:line="276"/>
-      </w:pPr>
-      <w:r>
-        <w:rPr>
-          <w:rFonts w:ascii="Times New Roman" w:cs="Times New Roman" w:eastAsia="Times New Roman" w:hAnsi="Times New Roman"/>
+        <w:spacing w:after="60" w:line="276"/>
+      </w:pPr>
+      <w:r>
+        <w:rPr>
+          <w:rFonts w:ascii="Times New Roman" w:cs="Times New Roman" w:eastAsia="Times New Roman" w:hAnsi="Times New Roman"/>
+          <w:color w:val="262F37"/>
           <w:sz w:val="21"/>
           <w:szCs w:val="21"/>
         </w:rPr>
@@ -179,7 +187,7 @@
           <w:bCs/>
           <w:i w:val="false"/>
           <w:iCs w:val="false"/>
-          <w:color w:val="000000"/>
+          <w:color w:val="262F37"/>
           <w:sz w:val="21"/>
           <w:szCs w:val="21"/>
         </w:rPr>
@@ -188,11 +196,12 @@
     </w:p>
     <w:p>
       <w:pPr>
-        <w:spacing w:after="70" w:line="276"/>
-      </w:pPr>
-      <w:r>
-        <w:rPr>
-          <w:rFonts w:ascii="Times New Roman" w:cs="Times New Roman" w:eastAsia="Times New Roman" w:hAnsi="Times New Roman"/>
+        <w:spacing w:after="60" w:line="276"/>
+      </w:pPr>
+      <w:r>
+        <w:rPr>
+          <w:rFonts w:ascii="Times New Roman" w:cs="Times New Roman" w:eastAsia="Times New Roman" w:hAnsi="Times New Roman"/>
+          <w:color w:val="262F37"/>
           <w:sz w:val="21"/>
           <w:szCs w:val="21"/>
         </w:rPr>
@@ -205,7 +214,7 @@
           <w:bCs/>
           <w:i w:val="false"/>
           <w:iCs w:val="false"/>
-          <w:color w:val="000000"/>
+          <w:color w:val="262F37"/>
           <w:sz w:val="21"/>
           <w:szCs w:val="21"/>
         </w:rPr>
@@ -214,6 +223,7 @@
       <w:r>
         <w:rPr>
           <w:rFonts w:ascii="Times New Roman" w:cs="Times New Roman" w:eastAsia="Times New Roman" w:hAnsi="Times New Roman"/>
+          <w:color w:val="262F37"/>
           <w:sz w:val="21"/>
           <w:szCs w:val="21"/>
         </w:rPr>
@@ -226,7 +236,7 @@
           <w:bCs/>
           <w:i w:val="false"/>
           <w:iCs w:val="false"/>
-          <w:color w:val="000000"/>
+          <w:color w:val="262F37"/>
           <w:sz w:val="21"/>
           <w:szCs w:val="21"/>
         </w:rPr>
@@ -235,11 +245,12 @@
     </w:p>
     <w:p>
       <w:pPr>
-        <w:spacing w:after="70" w:line="276"/>
-      </w:pPr>
-      <w:r>
-        <w:rPr>
-          <w:rFonts w:ascii="Times New Roman" w:cs="Times New Roman" w:eastAsia="Times New Roman" w:hAnsi="Times New Roman"/>
+        <w:spacing w:after="60" w:line="276"/>
+      </w:pPr>
+      <w:r>
+        <w:rPr>
+          <w:rFonts w:ascii="Times New Roman" w:cs="Times New Roman" w:eastAsia="Times New Roman" w:hAnsi="Times New Roman"/>
+          <w:color w:val="262F37"/>
           <w:sz w:val="21"/>
           <w:szCs w:val="21"/>
         </w:rPr>
@@ -252,7 +263,7 @@
           <w:bCs/>
           <w:i w:val="false"/>
           <w:iCs w:val="false"/>
-          <w:color w:val="000000"/>
+          <w:color w:val="262F37"/>
           <w:sz w:val="21"/>
           <w:szCs w:val="21"/>
         </w:rPr>
@@ -261,6 +272,7 @@
       <w:r>
         <w:rPr>
           <w:rFonts w:ascii="Times New Roman" w:cs="Times New Roman" w:eastAsia="Times New Roman" w:hAnsi="Times New Roman"/>
+          <w:color w:val="262F37"/>
           <w:sz w:val="21"/>
           <w:szCs w:val="21"/>
         </w:rPr>
@@ -273,7 +285,7 @@
           <w:bCs/>
           <w:i w:val="false"/>
           <w:iCs w:val="false"/>
-          <w:color w:val="000000"/>
+          <w:color w:val="262F37"/>
           <w:sz w:val="21"/>
           <w:szCs w:val="21"/>
         </w:rPr>
@@ -282,13 +294,13 @@
     </w:p>
     <w:p>
       <w:pPr>
-        <w:spacing w:after="120" w:line="276"/>
-      </w:pPr>
-      <w:r>
-        <w:rPr>
-          <w:rFonts w:ascii="Times New Roman" w:cs="Times New Roman" w:eastAsia="Times New Roman" w:hAnsi="Times New Roman"/>
-          <w:color w:val="595959"/>
-          <w:sz w:val="19"/>
+        <w:spacing w:after="60" w:line="276"/>
+      </w:pPr>
+      <w:r>
+        <w:rPr>
+          <w:rFonts w:ascii="Times New Roman" w:cs="Times New Roman" w:eastAsia="Times New Roman" w:hAnsi="Times New Roman"/>
+          <w:color w:val="262F37"/>
+          <w:sz w:val="21"/>
           <w:szCs w:val="19"/>
         </w:rPr>
         <w:t xml:space="preserve">Форма справки о стоимости выполненных работ (КС-3). Состав и порядок подписания сверьте с договором; реквизиты заполните по выполненному объёму и данным сторон.</w:t>
@@ -296,11 +308,12 @@
     </w:p>
     <w:p>
       <w:pPr>
-        <w:spacing w:after="70" w:line="276"/>
-      </w:pPr>
-      <w:r>
-        <w:rPr>
-          <w:rFonts w:ascii="Times New Roman" w:cs="Times New Roman" w:eastAsia="Times New Roman" w:hAnsi="Times New Roman"/>
+        <w:spacing w:after="60" w:line="276"/>
+      </w:pPr>
+      <w:r>
+        <w:rPr>
+          <w:rFonts w:ascii="Times New Roman" w:cs="Times New Roman" w:eastAsia="Times New Roman" w:hAnsi="Times New Roman"/>
+          <w:color w:val="262F37"/>
           <w:sz w:val="21"/>
           <w:szCs w:val="21"/>
         </w:rPr>
@@ -313,7 +326,7 @@
           <w:bCs/>
           <w:i w:val="false"/>
           <w:iCs w:val="false"/>
-          <w:color w:val="000000"/>
+          <w:color w:val="262F37"/>
           <w:sz w:val="21"/>
           <w:szCs w:val="21"/>
         </w:rPr>
@@ -322,6 +335,7 @@
       <w:r>
         <w:rPr>
           <w:rFonts w:ascii="Times New Roman" w:cs="Times New Roman" w:eastAsia="Times New Roman" w:hAnsi="Times New Roman"/>
+          <w:color w:val="262F37"/>
           <w:sz w:val="21"/>
           <w:szCs w:val="21"/>
         </w:rPr>
@@ -334,7 +348,7 @@
           <w:bCs/>
           <w:i w:val="false"/>
           <w:iCs w:val="false"/>
-          <w:color w:val="000000"/>
+          <w:color w:val="262F37"/>
           <w:sz w:val="21"/>
           <w:szCs w:val="21"/>
         </w:rPr>
@@ -343,11 +357,12 @@
     </w:p>
     <w:p>
       <w:pPr>
-        <w:spacing w:after="70" w:line="276"/>
-      </w:pPr>
-      <w:r>
-        <w:rPr>
-          <w:rFonts w:ascii="Times New Roman" w:cs="Times New Roman" w:eastAsia="Times New Roman" w:hAnsi="Times New Roman"/>
+        <w:spacing w:after="60" w:line="276"/>
+      </w:pPr>
+      <w:r>
+        <w:rPr>
+          <w:rFonts w:ascii="Times New Roman" w:cs="Times New Roman" w:eastAsia="Times New Roman" w:hAnsi="Times New Roman"/>
+          <w:color w:val="262F37"/>
           <w:sz w:val="21"/>
           <w:szCs w:val="21"/>
         </w:rPr>
@@ -360,7 +375,7 @@
           <w:bCs/>
           <w:i w:val="false"/>
           <w:iCs w:val="false"/>
-          <w:color w:val="000000"/>
+          <w:color w:val="262F37"/>
           <w:sz w:val="21"/>
           <w:szCs w:val="21"/>
         </w:rPr>
@@ -369,6 +384,7 @@
       <w:r>
         <w:rPr>
           <w:rFonts w:ascii="Times New Roman" w:cs="Times New Roman" w:eastAsia="Times New Roman" w:hAnsi="Times New Roman"/>
+          <w:color w:val="262F37"/>
           <w:sz w:val="21"/>
           <w:szCs w:val="21"/>
         </w:rPr>
@@ -381,7 +397,7 @@
           <w:bCs/>
           <w:i w:val="false"/>
           <w:iCs w:val="false"/>
-          <w:color w:val="000000"/>
+          <w:color w:val="262F37"/>
           <w:sz w:val="21"/>
           <w:szCs w:val="21"/>
         </w:rPr>
@@ -390,13 +406,13 @@
     </w:p>
     <w:p>
       <w:pPr>
-        <w:spacing w:after="120" w:line="276"/>
-      </w:pPr>
-      <w:r>
-        <w:rPr>
-          <w:rFonts w:ascii="Times New Roman" w:cs="Times New Roman" w:eastAsia="Times New Roman" w:hAnsi="Times New Roman"/>
-          <w:color w:val="595959"/>
-          <w:sz w:val="19"/>
+        <w:spacing w:after="60" w:line="276"/>
+      </w:pPr>
+      <w:r>
+        <w:rPr>
+          <w:rFonts w:ascii="Times New Roman" w:cs="Times New Roman" w:eastAsia="Times New Roman" w:hAnsi="Times New Roman"/>
+          <w:color w:val="262F37"/>
+          <w:sz w:val="21"/>
           <w:szCs w:val="19"/>
         </w:rPr>
         <w:t xml:space="preserve">Стоимость за отчётный период сверяют с перечисленными актами КС-2. Нарастающие суммы заполняются по подтверждённым документам предыдущих периодов; они не являются суммой задолженности.</w:t>
@@ -430,26 +446,33 @@
         <w:tc>
           <w:tcPr>
             <w:tcW w:type="dxa" w:w="420"/>
-            <w:shd w:fill="EDEDED" w:val="clear"/>
-            <w:tcMar>
-              <w:top w:type="dxa" w:w="60"/>
-              <w:left w:type="dxa" w:w="100"/>
-              <w:bottom w:type="dxa" w:w="60"/>
-              <w:right w:type="dxa" w:w="100"/>
-            </w:tcMar>
-            <w:vAlign w:val="center"/>
-          </w:tcPr>
-          <w:p>
-            <w:pPr>
-              <w:keepNext w:val="false"/>
-              <w:spacing w:after="0" w:line="276"/>
+            <w:shd w:fill="F2EFE9" w:val="clear"/>
+            <w:tcMar>
+              <w:top w:type="dxa" w:w="60"/>
+              <w:left w:type="dxa" w:w="100"/>
+              <w:bottom w:type="dxa" w:w="60"/>
+              <w:right w:type="dxa" w:w="100"/>
+            </w:tcMar>
+            <w:vAlign w:val="center"/>
+            <w:tcBorders>
+              <w:top w:val="single" w:sz="4" w:color="D9D9D9"/>
+              <w:left w:val="single" w:sz="4" w:color="D9D9D9"/>
+              <w:bottom w:val="single" w:sz="4" w:color="D9D9D9"/>
+              <w:right w:val="single" w:sz="4" w:color="D9D9D9"/>
+            </w:tcBorders>
+          </w:tcPr>
+          <w:p>
+            <w:pPr>
+              <w:keepNext w:val="false"/>
+              <w:spacing w:after="30" w:line="276"/>
             </w:pPr>
             <w:r>
               <w:rPr>
                 <w:rFonts w:ascii="Times New Roman" w:cs="Times New Roman" w:eastAsia="Times New Roman" w:hAnsi="Times New Roman"/>
                 <w:b/>
                 <w:bCs/>
-                <w:sz w:val="20"/>
+                <w:color w:val="262F37"/>
+                <w:sz w:val="19"/>
                 <w:szCs w:val="20"/>
               </w:rPr>
               <w:t xml:space="preserve">№</w:t>
@@ -459,26 +482,33 @@
         <w:tc>
           <w:tcPr>
             <w:tcW w:type="dxa" w:w="3000"/>
-            <w:shd w:fill="EDEDED" w:val="clear"/>
-            <w:tcMar>
-              <w:top w:type="dxa" w:w="60"/>
-              <w:left w:type="dxa" w:w="100"/>
-              <w:bottom w:type="dxa" w:w="60"/>
-              <w:right w:type="dxa" w:w="100"/>
-            </w:tcMar>
-            <w:vAlign w:val="center"/>
-          </w:tcPr>
-          <w:p>
-            <w:pPr>
-              <w:keepNext w:val="false"/>
-              <w:spacing w:after="0" w:line="276"/>
+            <w:shd w:fill="F2EFE9" w:val="clear"/>
+            <w:tcMar>
+              <w:top w:type="dxa" w:w="60"/>
+              <w:left w:type="dxa" w:w="100"/>
+              <w:bottom w:type="dxa" w:w="60"/>
+              <w:right w:type="dxa" w:w="100"/>
+            </w:tcMar>
+            <w:vAlign w:val="center"/>
+            <w:tcBorders>
+              <w:top w:val="single" w:sz="4" w:color="D9D9D9"/>
+              <w:left w:val="single" w:sz="4" w:color="D9D9D9"/>
+              <w:bottom w:val="single" w:sz="4" w:color="D9D9D9"/>
+              <w:right w:val="single" w:sz="4" w:color="D9D9D9"/>
+            </w:tcBorders>
+          </w:tcPr>
+          <w:p>
+            <w:pPr>
+              <w:keepNext w:val="false"/>
+              <w:spacing w:after="30" w:line="276"/>
             </w:pPr>
             <w:r>
               <w:rPr>
                 <w:rFonts w:ascii="Times New Roman" w:cs="Times New Roman" w:eastAsia="Times New Roman" w:hAnsi="Times New Roman"/>
                 <w:b/>
                 <w:bCs/>
-                <w:sz w:val="20"/>
+                <w:color w:val="262F37"/>
+                <w:sz w:val="19"/>
                 <w:szCs w:val="20"/>
               </w:rPr>
               <w:t xml:space="preserve">Вид работ этап или объект</w:t>
@@ -488,26 +518,33 @@
         <w:tc>
           <w:tcPr>
             <w:tcW w:type="dxa" w:w="1980"/>
-            <w:shd w:fill="EDEDED" w:val="clear"/>
-            <w:tcMar>
-              <w:top w:type="dxa" w:w="60"/>
-              <w:left w:type="dxa" w:w="100"/>
-              <w:bottom w:type="dxa" w:w="60"/>
-              <w:right w:type="dxa" w:w="100"/>
-            </w:tcMar>
-            <w:vAlign w:val="center"/>
-          </w:tcPr>
-          <w:p>
-            <w:pPr>
-              <w:keepNext w:val="false"/>
-              <w:spacing w:after="0" w:line="276"/>
+            <w:shd w:fill="F2EFE9" w:val="clear"/>
+            <w:tcMar>
+              <w:top w:type="dxa" w:w="60"/>
+              <w:left w:type="dxa" w:w="100"/>
+              <w:bottom w:type="dxa" w:w="60"/>
+              <w:right w:type="dxa" w:w="100"/>
+            </w:tcMar>
+            <w:vAlign w:val="center"/>
+            <w:tcBorders>
+              <w:top w:val="single" w:sz="4" w:color="D9D9D9"/>
+              <w:left w:val="single" w:sz="4" w:color="D9D9D9"/>
+              <w:bottom w:val="single" w:sz="4" w:color="D9D9D9"/>
+              <w:right w:val="single" w:sz="4" w:color="D9D9D9"/>
+            </w:tcBorders>
+          </w:tcPr>
+          <w:p>
+            <w:pPr>
+              <w:keepNext w:val="false"/>
+              <w:spacing w:after="30" w:line="276"/>
             </w:pPr>
             <w:r>
               <w:rPr>
                 <w:rFonts w:ascii="Times New Roman" w:cs="Times New Roman" w:eastAsia="Times New Roman" w:hAnsi="Times New Roman"/>
                 <w:b/>
                 <w:bCs/>
-                <w:sz w:val="20"/>
+                <w:color w:val="262F37"/>
+                <w:sz w:val="19"/>
                 <w:szCs w:val="20"/>
               </w:rPr>
               <w:t xml:space="preserve">Стоимость с начала работ руб.</w:t>
@@ -517,26 +554,33 @@
         <w:tc>
           <w:tcPr>
             <w:tcW w:type="dxa" w:w="1980"/>
-            <w:shd w:fill="EDEDED" w:val="clear"/>
-            <w:tcMar>
-              <w:top w:type="dxa" w:w="60"/>
-              <w:left w:type="dxa" w:w="100"/>
-              <w:bottom w:type="dxa" w:w="60"/>
-              <w:right w:type="dxa" w:w="100"/>
-            </w:tcMar>
-            <w:vAlign w:val="center"/>
-          </w:tcPr>
-          <w:p>
-            <w:pPr>
-              <w:keepNext w:val="false"/>
-              <w:spacing w:after="0" w:line="276"/>
+            <w:shd w:fill="F2EFE9" w:val="clear"/>
+            <w:tcMar>
+              <w:top w:type="dxa" w:w="60"/>
+              <w:left w:type="dxa" w:w="100"/>
+              <w:bottom w:type="dxa" w:w="60"/>
+              <w:right w:type="dxa" w:w="100"/>
+            </w:tcMar>
+            <w:vAlign w:val="center"/>
+            <w:tcBorders>
+              <w:top w:val="single" w:sz="4" w:color="D9D9D9"/>
+              <w:left w:val="single" w:sz="4" w:color="D9D9D9"/>
+              <w:bottom w:val="single" w:sz="4" w:color="D9D9D9"/>
+              <w:right w:val="single" w:sz="4" w:color="D9D9D9"/>
+            </w:tcBorders>
+          </w:tcPr>
+          <w:p>
+            <w:pPr>
+              <w:keepNext w:val="false"/>
+              <w:spacing w:after="30" w:line="276"/>
             </w:pPr>
             <w:r>
               <w:rPr>
                 <w:rFonts w:ascii="Times New Roman" w:cs="Times New Roman" w:eastAsia="Times New Roman" w:hAnsi="Times New Roman"/>
                 <w:b/>
                 <w:bCs/>
-                <w:sz w:val="20"/>
+                <w:color w:val="262F37"/>
+                <w:sz w:val="19"/>
                 <w:szCs w:val="20"/>
               </w:rPr>
               <w:t xml:space="preserve">Стоимость с начала года руб.</w:t>
@@ -546,26 +590,33 @@
         <w:tc>
           <w:tcPr>
             <w:tcW w:type="dxa" w:w="1980"/>
-            <w:shd w:fill="EDEDED" w:val="clear"/>
-            <w:tcMar>
-              <w:top w:type="dxa" w:w="60"/>
-              <w:left w:type="dxa" w:w="100"/>
-              <w:bottom w:type="dxa" w:w="60"/>
-              <w:right w:type="dxa" w:w="100"/>
-            </w:tcMar>
-            <w:vAlign w:val="center"/>
-          </w:tcPr>
-          <w:p>
-            <w:pPr>
-              <w:keepNext w:val="false"/>
-              <w:spacing w:after="0" w:line="276"/>
+            <w:shd w:fill="F2EFE9" w:val="clear"/>
+            <w:tcMar>
+              <w:top w:type="dxa" w:w="60"/>
+              <w:left w:type="dxa" w:w="100"/>
+              <w:bottom w:type="dxa" w:w="60"/>
+              <w:right w:type="dxa" w:w="100"/>
+            </w:tcMar>
+            <w:vAlign w:val="center"/>
+            <w:tcBorders>
+              <w:top w:val="single" w:sz="4" w:color="D9D9D9"/>
+              <w:left w:val="single" w:sz="4" w:color="D9D9D9"/>
+              <w:bottom w:val="single" w:sz="4" w:color="D9D9D9"/>
+              <w:right w:val="single" w:sz="4" w:color="D9D9D9"/>
+            </w:tcBorders>
+          </w:tcPr>
+          <w:p>
+            <w:pPr>
+              <w:keepNext w:val="false"/>
+              <w:spacing w:after="30" w:line="276"/>
             </w:pPr>
             <w:r>
               <w:rPr>
                 <w:rFonts w:ascii="Times New Roman" w:cs="Times New Roman" w:eastAsia="Times New Roman" w:hAnsi="Times New Roman"/>
                 <w:b/>
                 <w:bCs/>
-                <w:sz w:val="20"/>
+                <w:color w:val="262F37"/>
+                <w:sz w:val="19"/>
                 <w:szCs w:val="20"/>
               </w:rPr>
               <w:t xml:space="preserve">За отчётный период руб.</w:t>
@@ -588,18 +639,25 @@
               <w:right w:type="dxa" w:w="100"/>
             </w:tcMar>
             <w:vAlign w:val="center"/>
-          </w:tcPr>
-          <w:p>
-            <w:pPr>
-              <w:keepNext w:val="false"/>
-              <w:spacing w:after="0" w:line="276"/>
+            <w:tcBorders>
+              <w:top w:val="single" w:sz="4" w:color="D9D9D9"/>
+              <w:left w:val="single" w:sz="4" w:color="D9D9D9"/>
+              <w:bottom w:val="single" w:sz="4" w:color="D9D9D9"/>
+              <w:right w:val="single" w:sz="4" w:color="D9D9D9"/>
+            </w:tcBorders>
+          </w:tcPr>
+          <w:p>
+            <w:pPr>
+              <w:keepNext w:val="false"/>
+              <w:spacing w:after="30" w:line="276"/>
             </w:pPr>
             <w:r>
               <w:rPr>
                 <w:rFonts w:ascii="Times New Roman" w:cs="Times New Roman" w:eastAsia="Times New Roman" w:hAnsi="Times New Roman"/>
                 <w:b w:val="false"/>
                 <w:bCs w:val="false"/>
-                <w:sz w:val="20"/>
+                <w:color w:val="262F37"/>
+                <w:sz w:val="19"/>
                 <w:szCs w:val="20"/>
               </w:rPr>
               <w:t xml:space="preserve">1</w:t>
@@ -616,11 +674,17 @@
               <w:right w:type="dxa" w:w="100"/>
             </w:tcMar>
             <w:vAlign w:val="center"/>
-          </w:tcPr>
-          <w:p>
-            <w:pPr>
-              <w:keepNext w:val="false"/>
-              <w:spacing w:after="0" w:line="276"/>
+            <w:tcBorders>
+              <w:top w:val="single" w:sz="4" w:color="D9D9D9"/>
+              <w:left w:val="single" w:sz="4" w:color="D9D9D9"/>
+              <w:bottom w:val="single" w:sz="4" w:color="D9D9D9"/>
+              <w:right w:val="single" w:sz="4" w:color="D9D9D9"/>
+            </w:tcBorders>
+          </w:tcPr>
+          <w:p>
+            <w:pPr>
+              <w:keepNext w:val="false"/>
+              <w:spacing w:after="30" w:line="276"/>
             </w:pPr>
           </w:p>
         </w:tc>
@@ -634,11 +698,17 @@
               <w:right w:type="dxa" w:w="100"/>
             </w:tcMar>
             <w:vAlign w:val="center"/>
-          </w:tcPr>
-          <w:p>
-            <w:pPr>
-              <w:keepNext w:val="false"/>
-              <w:spacing w:after="0" w:line="276"/>
+            <w:tcBorders>
+              <w:top w:val="single" w:sz="4" w:color="D9D9D9"/>
+              <w:left w:val="single" w:sz="4" w:color="D9D9D9"/>
+              <w:bottom w:val="single" w:sz="4" w:color="D9D9D9"/>
+              <w:right w:val="single" w:sz="4" w:color="D9D9D9"/>
+            </w:tcBorders>
+          </w:tcPr>
+          <w:p>
+            <w:pPr>
+              <w:keepNext w:val="false"/>
+              <w:spacing w:after="30" w:line="276"/>
             </w:pPr>
           </w:p>
         </w:tc>
@@ -652,11 +722,17 @@
               <w:right w:type="dxa" w:w="100"/>
             </w:tcMar>
             <w:vAlign w:val="center"/>
-          </w:tcPr>
-          <w:p>
-            <w:pPr>
-              <w:keepNext w:val="false"/>
-              <w:spacing w:after="0" w:line="276"/>
+            <w:tcBorders>
+              <w:top w:val="single" w:sz="4" w:color="D9D9D9"/>
+              <w:left w:val="single" w:sz="4" w:color="D9D9D9"/>
+              <w:bottom w:val="single" w:sz="4" w:color="D9D9D9"/>
+              <w:right w:val="single" w:sz="4" w:color="D9D9D9"/>
+            </w:tcBorders>
+          </w:tcPr>
+          <w:p>
+            <w:pPr>
+              <w:keepNext w:val="false"/>
+              <w:spacing w:after="30" w:line="276"/>
             </w:pPr>
           </w:p>
         </w:tc>
@@ -670,11 +746,17 @@
               <w:right w:type="dxa" w:w="100"/>
             </w:tcMar>
             <w:vAlign w:val="center"/>
-          </w:tcPr>
-          <w:p>
-            <w:pPr>
-              <w:keepNext w:val="false"/>
-              <w:spacing w:after="0" w:line="276"/>
+            <w:tcBorders>
+              <w:top w:val="single" w:sz="4" w:color="D9D9D9"/>
+              <w:left w:val="single" w:sz="4" w:color="D9D9D9"/>
+              <w:bottom w:val="single" w:sz="4" w:color="D9D9D9"/>
+              <w:right w:val="single" w:sz="4" w:color="D9D9D9"/>
+            </w:tcBorders>
+          </w:tcPr>
+          <w:p>
+            <w:pPr>
+              <w:keepNext w:val="false"/>
+              <w:spacing w:after="30" w:line="276"/>
             </w:pPr>
           </w:p>
         </w:tc>
@@ -694,18 +776,25 @@
               <w:right w:type="dxa" w:w="100"/>
             </w:tcMar>
             <w:vAlign w:val="center"/>
-          </w:tcPr>
-          <w:p>
-            <w:pPr>
-              <w:keepNext w:val="false"/>
-              <w:spacing w:after="0" w:line="276"/>
+            <w:tcBorders>
+              <w:top w:val="single" w:sz="4" w:color="D9D9D9"/>
+              <w:left w:val="single" w:sz="4" w:color="D9D9D9"/>
+              <w:bottom w:val="single" w:sz="4" w:color="D9D9D9"/>
+              <w:right w:val="single" w:sz="4" w:color="D9D9D9"/>
+            </w:tcBorders>
+          </w:tcPr>
+          <w:p>
+            <w:pPr>
+              <w:keepNext w:val="false"/>
+              <w:spacing w:after="30" w:line="276"/>
             </w:pPr>
             <w:r>
               <w:rPr>
                 <w:rFonts w:ascii="Times New Roman" w:cs="Times New Roman" w:eastAsia="Times New Roman" w:hAnsi="Times New Roman"/>
                 <w:b w:val="false"/>
                 <w:bCs w:val="false"/>
-                <w:sz w:val="20"/>
+                <w:color w:val="262F37"/>
+                <w:sz w:val="19"/>
                 <w:szCs w:val="20"/>
               </w:rPr>
               <w:t xml:space="preserve">2</w:t>
@@ -722,11 +811,17 @@
               <w:right w:type="dxa" w:w="100"/>
             </w:tcMar>
             <w:vAlign w:val="center"/>
-          </w:tcPr>
-          <w:p>
-            <w:pPr>
-              <w:keepNext w:val="false"/>
-              <w:spacing w:after="0" w:line="276"/>
+            <w:tcBorders>
+              <w:top w:val="single" w:sz="4" w:color="D9D9D9"/>
+              <w:left w:val="single" w:sz="4" w:color="D9D9D9"/>
+              <w:bottom w:val="single" w:sz="4" w:color="D9D9D9"/>
+              <w:right w:val="single" w:sz="4" w:color="D9D9D9"/>
+            </w:tcBorders>
+          </w:tcPr>
+          <w:p>
+            <w:pPr>
+              <w:keepNext w:val="false"/>
+              <w:spacing w:after="30" w:line="276"/>
             </w:pPr>
           </w:p>
         </w:tc>
@@ -740,11 +835,17 @@
               <w:right w:type="dxa" w:w="100"/>
             </w:tcMar>
             <w:vAlign w:val="center"/>
-          </w:tcPr>
-          <w:p>
-            <w:pPr>
-              <w:keepNext w:val="false"/>
-              <w:spacing w:after="0" w:line="276"/>
+            <w:tcBorders>
+              <w:top w:val="single" w:sz="4" w:color="D9D9D9"/>
+              <w:left w:val="single" w:sz="4" w:color="D9D9D9"/>
+              <w:bottom w:val="single" w:sz="4" w:color="D9D9D9"/>
+              <w:right w:val="single" w:sz="4" w:color="D9D9D9"/>
+            </w:tcBorders>
+          </w:tcPr>
+          <w:p>
+            <w:pPr>
+              <w:keepNext w:val="false"/>
+              <w:spacing w:after="30" w:line="276"/>
             </w:pPr>
           </w:p>
         </w:tc>
@@ -758,11 +859,17 @@
               <w:right w:type="dxa" w:w="100"/>
             </w:tcMar>
             <w:vAlign w:val="center"/>
-          </w:tcPr>
-          <w:p>
-            <w:pPr>
-              <w:keepNext w:val="false"/>
-              <w:spacing w:after="0" w:line="276"/>
+            <w:tcBorders>
+              <w:top w:val="single" w:sz="4" w:color="D9D9D9"/>
+              <w:left w:val="single" w:sz="4" w:color="D9D9D9"/>
+              <w:bottom w:val="single" w:sz="4" w:color="D9D9D9"/>
+              <w:right w:val="single" w:sz="4" w:color="D9D9D9"/>
+            </w:tcBorders>
+          </w:tcPr>
+          <w:p>
+            <w:pPr>
+              <w:keepNext w:val="false"/>
+              <w:spacing w:after="30" w:line="276"/>
             </w:pPr>
           </w:p>
         </w:tc>
@@ -776,11 +883,17 @@
               <w:right w:type="dxa" w:w="100"/>
             </w:tcMar>
             <w:vAlign w:val="center"/>
-          </w:tcPr>
-          <w:p>
-            <w:pPr>
-              <w:keepNext w:val="false"/>
-              <w:spacing w:after="0" w:line="276"/>
+            <w:tcBorders>
+              <w:top w:val="single" w:sz="4" w:color="D9D9D9"/>
+              <w:left w:val="single" w:sz="4" w:color="D9D9D9"/>
+              <w:bottom w:val="single" w:sz="4" w:color="D9D9D9"/>
+              <w:right w:val="single" w:sz="4" w:color="D9D9D9"/>
+            </w:tcBorders>
+          </w:tcPr>
+          <w:p>
+            <w:pPr>
+              <w:keepNext w:val="false"/>
+              <w:spacing w:after="30" w:line="276"/>
             </w:pPr>
           </w:p>
         </w:tc>
@@ -800,18 +913,25 @@
               <w:right w:type="dxa" w:w="100"/>
             </w:tcMar>
             <w:vAlign w:val="center"/>
-          </w:tcPr>
-          <w:p>
-            <w:pPr>
-              <w:keepNext w:val="false"/>
-              <w:spacing w:after="0" w:line="276"/>
+            <w:tcBorders>
+              <w:top w:val="single" w:sz="4" w:color="D9D9D9"/>
+              <w:left w:val="single" w:sz="4" w:color="D9D9D9"/>
+              <w:bottom w:val="single" w:sz="4" w:color="D9D9D9"/>
+              <w:right w:val="single" w:sz="4" w:color="D9D9D9"/>
+            </w:tcBorders>
+          </w:tcPr>
+          <w:p>
+            <w:pPr>
+              <w:keepNext w:val="false"/>
+              <w:spacing w:after="30" w:line="276"/>
             </w:pPr>
             <w:r>
               <w:rPr>
                 <w:rFonts w:ascii="Times New Roman" w:cs="Times New Roman" w:eastAsia="Times New Roman" w:hAnsi="Times New Roman"/>
                 <w:b w:val="false"/>
                 <w:bCs w:val="false"/>
-                <w:sz w:val="20"/>
+                <w:color w:val="262F37"/>
+                <w:sz w:val="19"/>
                 <w:szCs w:val="20"/>
               </w:rPr>
               <w:t xml:space="preserve">3</w:t>
@@ -828,11 +948,17 @@
               <w:right w:type="dxa" w:w="100"/>
             </w:tcMar>
             <w:vAlign w:val="center"/>
-          </w:tcPr>
-          <w:p>
-            <w:pPr>
-              <w:keepNext w:val="false"/>
-              <w:spacing w:after="0" w:line="276"/>
+            <w:tcBorders>
+              <w:top w:val="single" w:sz="4" w:color="D9D9D9"/>
+              <w:left w:val="single" w:sz="4" w:color="D9D9D9"/>
+              <w:bottom w:val="single" w:sz="4" w:color="D9D9D9"/>
+              <w:right w:val="single" w:sz="4" w:color="D9D9D9"/>
+            </w:tcBorders>
+          </w:tcPr>
+          <w:p>
+            <w:pPr>
+              <w:keepNext w:val="false"/>
+              <w:spacing w:after="30" w:line="276"/>
             </w:pPr>
           </w:p>
         </w:tc>
@@ -846,11 +972,17 @@
               <w:right w:type="dxa" w:w="100"/>
             </w:tcMar>
             <w:vAlign w:val="center"/>
-          </w:tcPr>
-          <w:p>
-            <w:pPr>
-              <w:keepNext w:val="false"/>
-              <w:spacing w:after="0" w:line="276"/>
+            <w:tcBorders>
+              <w:top w:val="single" w:sz="4" w:color="D9D9D9"/>
+              <w:left w:val="single" w:sz="4" w:color="D9D9D9"/>
+              <w:bottom w:val="single" w:sz="4" w:color="D9D9D9"/>
+              <w:right w:val="single" w:sz="4" w:color="D9D9D9"/>
+            </w:tcBorders>
+          </w:tcPr>
+          <w:p>
+            <w:pPr>
+              <w:keepNext w:val="false"/>
+              <w:spacing w:after="30" w:line="276"/>
             </w:pPr>
           </w:p>
         </w:tc>
@@ -864,11 +996,17 @@
               <w:right w:type="dxa" w:w="100"/>
             </w:tcMar>
             <w:vAlign w:val="center"/>
-          </w:tcPr>
-          <w:p>
-            <w:pPr>
-              <w:keepNext w:val="false"/>
-              <w:spacing w:after="0" w:line="276"/>
+            <w:tcBorders>
+              <w:top w:val="single" w:sz="4" w:color="D9D9D9"/>
+              <w:left w:val="single" w:sz="4" w:color="D9D9D9"/>
+              <w:bottom w:val="single" w:sz="4" w:color="D9D9D9"/>
+              <w:right w:val="single" w:sz="4" w:color="D9D9D9"/>
+            </w:tcBorders>
+          </w:tcPr>
+          <w:p>
+            <w:pPr>
+              <w:keepNext w:val="false"/>
+              <w:spacing w:after="30" w:line="276"/>
             </w:pPr>
           </w:p>
         </w:tc>
@@ -882,11 +1020,17 @@
               <w:right w:type="dxa" w:w="100"/>
             </w:tcMar>
             <w:vAlign w:val="center"/>
-          </w:tcPr>
-          <w:p>
-            <w:pPr>
-              <w:keepNext w:val="false"/>
-              <w:spacing w:after="0" w:line="276"/>
+            <w:tcBorders>
+              <w:top w:val="single" w:sz="4" w:color="D9D9D9"/>
+              <w:left w:val="single" w:sz="4" w:color="D9D9D9"/>
+              <w:bottom w:val="single" w:sz="4" w:color="D9D9D9"/>
+              <w:right w:val="single" w:sz="4" w:color="D9D9D9"/>
+            </w:tcBorders>
+          </w:tcPr>
+          <w:p>
+            <w:pPr>
+              <w:keepNext w:val="false"/>
+              <w:spacing w:after="30" w:line="276"/>
             </w:pPr>
           </w:p>
         </w:tc>
@@ -906,18 +1050,25 @@
               <w:right w:type="dxa" w:w="100"/>
             </w:tcMar>
             <w:vAlign w:val="center"/>
-          </w:tcPr>
-          <w:p>
-            <w:pPr>
-              <w:keepNext w:val="false"/>
-              <w:spacing w:after="0" w:line="276"/>
+            <w:tcBorders>
+              <w:top w:val="single" w:sz="4" w:color="D9D9D9"/>
+              <w:left w:val="single" w:sz="4" w:color="D9D9D9"/>
+              <w:bottom w:val="single" w:sz="4" w:color="D9D9D9"/>
+              <w:right w:val="single" w:sz="4" w:color="D9D9D9"/>
+            </w:tcBorders>
+          </w:tcPr>
+          <w:p>
+            <w:pPr>
+              <w:keepNext w:val="false"/>
+              <w:spacing w:after="30" w:line="276"/>
             </w:pPr>
             <w:r>
               <w:rPr>
                 <w:rFonts w:ascii="Times New Roman" w:cs="Times New Roman" w:eastAsia="Times New Roman" w:hAnsi="Times New Roman"/>
                 <w:b w:val="false"/>
                 <w:bCs w:val="false"/>
-                <w:sz w:val="20"/>
+                <w:color w:val="262F37"/>
+                <w:sz w:val="19"/>
                 <w:szCs w:val="20"/>
               </w:rPr>
               <w:t xml:space="preserve">4</w:t>
@@ -934,11 +1085,17 @@
               <w:right w:type="dxa" w:w="100"/>
             </w:tcMar>
             <w:vAlign w:val="center"/>
-          </w:tcPr>
-          <w:p>
-            <w:pPr>
-              <w:keepNext w:val="false"/>
-              <w:spacing w:after="0" w:line="276"/>
+            <w:tcBorders>
+              <w:top w:val="single" w:sz="4" w:color="D9D9D9"/>
+              <w:left w:val="single" w:sz="4" w:color="D9D9D9"/>
+              <w:bottom w:val="single" w:sz="4" w:color="D9D9D9"/>
+              <w:right w:val="single" w:sz="4" w:color="D9D9D9"/>
+            </w:tcBorders>
+          </w:tcPr>
+          <w:p>
+            <w:pPr>
+              <w:keepNext w:val="false"/>
+              <w:spacing w:after="30" w:line="276"/>
             </w:pPr>
           </w:p>
         </w:tc>
@@ -952,11 +1109,17 @@
               <w:right w:type="dxa" w:w="100"/>
             </w:tcMar>
             <w:vAlign w:val="center"/>
-          </w:tcPr>
-          <w:p>
-            <w:pPr>
-              <w:keepNext w:val="false"/>
-              <w:spacing w:after="0" w:line="276"/>
+            <w:tcBorders>
+              <w:top w:val="single" w:sz="4" w:color="D9D9D9"/>
+              <w:left w:val="single" w:sz="4" w:color="D9D9D9"/>
+              <w:bottom w:val="single" w:sz="4" w:color="D9D9D9"/>
+              <w:right w:val="single" w:sz="4" w:color="D9D9D9"/>
+            </w:tcBorders>
+          </w:tcPr>
+          <w:p>
+            <w:pPr>
+              <w:keepNext w:val="false"/>
+              <w:spacing w:after="30" w:line="276"/>
             </w:pPr>
           </w:p>
         </w:tc>
@@ -970,11 +1133,17 @@
               <w:right w:type="dxa" w:w="100"/>
             </w:tcMar>
             <w:vAlign w:val="center"/>
-          </w:tcPr>
-          <w:p>
-            <w:pPr>
-              <w:keepNext w:val="false"/>
-              <w:spacing w:after="0" w:line="276"/>
+            <w:tcBorders>
+              <w:top w:val="single" w:sz="4" w:color="D9D9D9"/>
+              <w:left w:val="single" w:sz="4" w:color="D9D9D9"/>
+              <w:bottom w:val="single" w:sz="4" w:color="D9D9D9"/>
+              <w:right w:val="single" w:sz="4" w:color="D9D9D9"/>
+            </w:tcBorders>
+          </w:tcPr>
+          <w:p>
+            <w:pPr>
+              <w:keepNext w:val="false"/>
+              <w:spacing w:after="30" w:line="276"/>
             </w:pPr>
           </w:p>
         </w:tc>
@@ -988,11 +1157,17 @@
               <w:right w:type="dxa" w:w="100"/>
             </w:tcMar>
             <w:vAlign w:val="center"/>
-          </w:tcPr>
-          <w:p>
-            <w:pPr>
-              <w:keepNext w:val="false"/>
-              <w:spacing w:after="0" w:line="276"/>
+            <w:tcBorders>
+              <w:top w:val="single" w:sz="4" w:color="D9D9D9"/>
+              <w:left w:val="single" w:sz="4" w:color="D9D9D9"/>
+              <w:bottom w:val="single" w:sz="4" w:color="D9D9D9"/>
+              <w:right w:val="single" w:sz="4" w:color="D9D9D9"/>
+            </w:tcBorders>
+          </w:tcPr>
+          <w:p>
+            <w:pPr>
+              <w:keepNext w:val="false"/>
+              <w:spacing w:after="30" w:line="276"/>
             </w:pPr>
           </w:p>
         </w:tc>
@@ -1012,18 +1187,25 @@
               <w:right w:type="dxa" w:w="100"/>
             </w:tcMar>
             <w:vAlign w:val="center"/>
-          </w:tcPr>
-          <w:p>
-            <w:pPr>
-              <w:keepNext w:val="false"/>
-              <w:spacing w:after="0" w:line="276"/>
+            <w:tcBorders>
+              <w:top w:val="single" w:sz="4" w:color="D9D9D9"/>
+              <w:left w:val="single" w:sz="4" w:color="D9D9D9"/>
+              <w:bottom w:val="single" w:sz="4" w:color="D9D9D9"/>
+              <w:right w:val="single" w:sz="4" w:color="D9D9D9"/>
+            </w:tcBorders>
+          </w:tcPr>
+          <w:p>
+            <w:pPr>
+              <w:keepNext w:val="false"/>
+              <w:spacing w:after="30" w:line="276"/>
             </w:pPr>
             <w:r>
               <w:rPr>
                 <w:rFonts w:ascii="Times New Roman" w:cs="Times New Roman" w:eastAsia="Times New Roman" w:hAnsi="Times New Roman"/>
                 <w:b w:val="false"/>
                 <w:bCs w:val="false"/>
-                <w:sz w:val="20"/>
+                <w:color w:val="262F37"/>
+                <w:sz w:val="19"/>
                 <w:szCs w:val="20"/>
               </w:rPr>
               <w:t xml:space="preserve">5</w:t>
@@ -1040,11 +1222,17 @@
               <w:right w:type="dxa" w:w="100"/>
             </w:tcMar>
             <w:vAlign w:val="center"/>
-          </w:tcPr>
-          <w:p>
-            <w:pPr>
-              <w:keepNext w:val="false"/>
-              <w:spacing w:after="0" w:line="276"/>
+            <w:tcBorders>
+              <w:top w:val="single" w:sz="4" w:color="D9D9D9"/>
+              <w:left w:val="single" w:sz="4" w:color="D9D9D9"/>
+              <w:bottom w:val="single" w:sz="4" w:color="D9D9D9"/>
+              <w:right w:val="single" w:sz="4" w:color="D9D9D9"/>
+            </w:tcBorders>
+          </w:tcPr>
+          <w:p>
+            <w:pPr>
+              <w:keepNext w:val="false"/>
+              <w:spacing w:after="30" w:line="276"/>
             </w:pPr>
           </w:p>
         </w:tc>
@@ -1058,11 +1246,17 @@
               <w:right w:type="dxa" w:w="100"/>
             </w:tcMar>
             <w:vAlign w:val="center"/>
-          </w:tcPr>
-          <w:p>
-            <w:pPr>
-              <w:keepNext w:val="false"/>
-              <w:spacing w:after="0" w:line="276"/>
+            <w:tcBorders>
+              <w:top w:val="single" w:sz="4" w:color="D9D9D9"/>
+              <w:left w:val="single" w:sz="4" w:color="D9D9D9"/>
+              <w:bottom w:val="single" w:sz="4" w:color="D9D9D9"/>
+              <w:right w:val="single" w:sz="4" w:color="D9D9D9"/>
+            </w:tcBorders>
+          </w:tcPr>
+          <w:p>
+            <w:pPr>
+              <w:keepNext w:val="false"/>
+              <w:spacing w:after="30" w:line="276"/>
             </w:pPr>
           </w:p>
         </w:tc>
@@ -1076,11 +1270,17 @@
               <w:right w:type="dxa" w:w="100"/>
             </w:tcMar>
             <w:vAlign w:val="center"/>
-          </w:tcPr>
-          <w:p>
-            <w:pPr>
-              <w:keepNext w:val="false"/>
-              <w:spacing w:after="0" w:line="276"/>
+            <w:tcBorders>
+              <w:top w:val="single" w:sz="4" w:color="D9D9D9"/>
+              <w:left w:val="single" w:sz="4" w:color="D9D9D9"/>
+              <w:bottom w:val="single" w:sz="4" w:color="D9D9D9"/>
+              <w:right w:val="single" w:sz="4" w:color="D9D9D9"/>
+            </w:tcBorders>
+          </w:tcPr>
+          <w:p>
+            <w:pPr>
+              <w:keepNext w:val="false"/>
+              <w:spacing w:after="30" w:line="276"/>
             </w:pPr>
           </w:p>
         </w:tc>
@@ -1094,11 +1294,17 @@
               <w:right w:type="dxa" w:w="100"/>
             </w:tcMar>
             <w:vAlign w:val="center"/>
-          </w:tcPr>
-          <w:p>
-            <w:pPr>
-              <w:keepNext w:val="false"/>
-              <w:spacing w:after="0" w:line="276"/>
+            <w:tcBorders>
+              <w:top w:val="single" w:sz="4" w:color="D9D9D9"/>
+              <w:left w:val="single" w:sz="4" w:color="D9D9D9"/>
+              <w:bottom w:val="single" w:sz="4" w:color="D9D9D9"/>
+              <w:right w:val="single" w:sz="4" w:color="D9D9D9"/>
+            </w:tcBorders>
+          </w:tcPr>
+          <w:p>
+            <w:pPr>
+              <w:keepNext w:val="false"/>
+              <w:spacing w:after="30" w:line="276"/>
             </w:pPr>
           </w:p>
         </w:tc>
@@ -1106,11 +1312,12 @@
     </w:tbl>
     <w:p>
       <w:pPr>
-        <w:spacing w:after="70" w:line="276"/>
-      </w:pPr>
-      <w:r>
-        <w:rPr>
-          <w:rFonts w:ascii="Times New Roman" w:cs="Times New Roman" w:eastAsia="Times New Roman" w:hAnsi="Times New Roman"/>
+        <w:spacing w:after="60" w:line="276"/>
+      </w:pPr>
+      <w:r>
+        <w:rPr>
+          <w:rFonts w:ascii="Times New Roman" w:cs="Times New Roman" w:eastAsia="Times New Roman" w:hAnsi="Times New Roman"/>
+          <w:color w:val="262F37"/>
           <w:sz w:val="21"/>
           <w:szCs w:val="21"/>
         </w:rPr>
@@ -1123,7 +1330,7 @@
           <w:bCs/>
           <w:i w:val="false"/>
           <w:iCs w:val="false"/>
-          <w:color w:val="000000"/>
+          <w:color w:val="262F37"/>
           <w:sz w:val="21"/>
           <w:szCs w:val="21"/>
         </w:rPr>
@@ -1132,6 +1339,7 @@
       <w:r>
         <w:rPr>
           <w:rFonts w:ascii="Times New Roman" w:cs="Times New Roman" w:eastAsia="Times New Roman" w:hAnsi="Times New Roman"/>
+          <w:color w:val="262F37"/>
           <w:sz w:val="21"/>
           <w:szCs w:val="21"/>
         </w:rPr>
@@ -1144,7 +1352,7 @@
           <w:bCs/>
           <w:i w:val="false"/>
           <w:iCs w:val="false"/>
-          <w:color w:val="000000"/>
+          <w:color w:val="262F37"/>
           <w:sz w:val="21"/>
           <w:szCs w:val="21"/>
         </w:rPr>
@@ -1153,6 +1361,7 @@
       <w:r>
         <w:rPr>
           <w:rFonts w:ascii="Times New Roman" w:cs="Times New Roman" w:eastAsia="Times New Roman" w:hAnsi="Times New Roman"/>
+          <w:color w:val="262F37"/>
           <w:sz w:val="21"/>
           <w:szCs w:val="21"/>
         </w:rPr>
@@ -1161,11 +1370,12 @@
     </w:p>
     <w:p>
       <w:pPr>
-        <w:spacing w:after="70" w:line="276"/>
-      </w:pPr>
-      <w:r>
-        <w:rPr>
-          <w:rFonts w:ascii="Times New Roman" w:cs="Times New Roman" w:eastAsia="Times New Roman" w:hAnsi="Times New Roman"/>
+        <w:spacing w:after="60" w:line="276"/>
+      </w:pPr>
+      <w:r>
+        <w:rPr>
+          <w:rFonts w:ascii="Times New Roman" w:cs="Times New Roman" w:eastAsia="Times New Roman" w:hAnsi="Times New Roman"/>
+          <w:color w:val="262F37"/>
           <w:sz w:val="21"/>
           <w:szCs w:val="21"/>
         </w:rPr>
@@ -1178,7 +1388,7 @@
           <w:bCs/>
           <w:i w:val="false"/>
           <w:iCs w:val="false"/>
-          <w:color w:val="000000"/>
+          <w:color w:val="262F37"/>
           <w:sz w:val="21"/>
           <w:szCs w:val="21"/>
         </w:rPr>
@@ -1187,6 +1397,7 @@
       <w:r>
         <w:rPr>
           <w:rFonts w:ascii="Times New Roman" w:cs="Times New Roman" w:eastAsia="Times New Roman" w:hAnsi="Times New Roman"/>
+          <w:color w:val="262F37"/>
           <w:sz w:val="21"/>
           <w:szCs w:val="21"/>
         </w:rPr>
@@ -1195,11 +1406,12 @@
     </w:p>
     <w:p>
       <w:pPr>
-        <w:spacing w:after="70" w:line="276"/>
-      </w:pPr>
-      <w:r>
-        <w:rPr>
-          <w:rFonts w:ascii="Times New Roman" w:cs="Times New Roman" w:eastAsia="Times New Roman" w:hAnsi="Times New Roman"/>
+        <w:spacing w:after="60" w:line="276"/>
+      </w:pPr>
+      <w:r>
+        <w:rPr>
+          <w:rFonts w:ascii="Times New Roman" w:cs="Times New Roman" w:eastAsia="Times New Roman" w:hAnsi="Times New Roman"/>
+          <w:color w:val="262F37"/>
           <w:sz w:val="21"/>
           <w:szCs w:val="21"/>
         </w:rPr>
@@ -1212,7 +1424,7 @@
           <w:bCs/>
           <w:i w:val="false"/>
           <w:iCs w:val="false"/>
-          <w:color w:val="000000"/>
+          <w:color w:val="262F37"/>
           <w:sz w:val="21"/>
           <w:szCs w:val="21"/>
         </w:rPr>
@@ -1221,6 +1433,7 @@
       <w:r>
         <w:rPr>
           <w:rFonts w:ascii="Times New Roman" w:cs="Times New Roman" w:eastAsia="Times New Roman" w:hAnsi="Times New Roman"/>
+          <w:color w:val="262F37"/>
           <w:sz w:val="21"/>
           <w:szCs w:val="21"/>
         </w:rPr>
@@ -1233,7 +1446,7 @@
           <w:bCs/>
           <w:i w:val="false"/>
           <w:iCs w:val="false"/>
-          <w:color w:val="000000"/>
+          <w:color w:val="262F37"/>
           <w:sz w:val="21"/>
           <w:szCs w:val="21"/>
         </w:rPr>
@@ -1242,6 +1455,7 @@
       <w:r>
         <w:rPr>
           <w:rFonts w:ascii="Times New Roman" w:cs="Times New Roman" w:eastAsia="Times New Roman" w:hAnsi="Times New Roman"/>
+          <w:color w:val="262F37"/>
           <w:sz w:val="21"/>
           <w:szCs w:val="21"/>
         </w:rPr>
@@ -1250,13 +1464,14 @@
     </w:p>
     <w:p>
       <w:pPr>
-        <w:spacing w:after="70" w:line="276"/>
+        <w:spacing w:after="60" w:line="276"/>
       </w:pPr>
       <w:r>
         <w:rPr>
           <w:rFonts w:ascii="Times New Roman" w:cs="Times New Roman" w:eastAsia="Times New Roman" w:hAnsi="Times New Roman"/>
           <w:b/>
           <w:bCs/>
+          <w:color w:val="262F37"/>
           <w:sz w:val="21"/>
           <w:szCs w:val="21"/>
         </w:rPr>
@@ -1269,7 +1484,7 @@
           <w:bCs/>
           <w:i w:val="false"/>
           <w:iCs w:val="false"/>
-          <w:color w:val="000000"/>
+          <w:color w:val="262F37"/>
           <w:sz w:val="21"/>
           <w:szCs w:val="21"/>
         </w:rPr>
@@ -1280,6 +1495,7 @@
           <w:rFonts w:ascii="Times New Roman" w:cs="Times New Roman" w:eastAsia="Times New Roman" w:hAnsi="Times New Roman"/>
           <w:b/>
           <w:bCs/>
+          <w:color w:val="262F37"/>
           <w:sz w:val="21"/>
           <w:szCs w:val="21"/>
         </w:rPr>
@@ -1288,11 +1504,12 @@
     </w:p>
     <w:p>
       <w:pPr>
-        <w:spacing w:after="70" w:line="276"/>
-      </w:pPr>
-      <w:r>
-        <w:rPr>
-          <w:rFonts w:ascii="Times New Roman" w:cs="Times New Roman" w:eastAsia="Times New Roman" w:hAnsi="Times New Roman"/>
+        <w:spacing w:after="60" w:line="276"/>
+      </w:pPr>
+      <w:r>
+        <w:rPr>
+          <w:rFonts w:ascii="Times New Roman" w:cs="Times New Roman" w:eastAsia="Times New Roman" w:hAnsi="Times New Roman"/>
+          <w:color w:val="262F37"/>
           <w:sz w:val="21"/>
           <w:szCs w:val="21"/>
         </w:rPr>
@@ -1305,7 +1522,7 @@
           <w:bCs/>
           <w:i w:val="false"/>
           <w:iCs w:val="false"/>
-          <w:color w:val="000000"/>
+          <w:color w:val="262F37"/>
           <w:sz w:val="21"/>
           <w:szCs w:val="21"/>
         </w:rPr>
@@ -1314,13 +1531,13 @@
     </w:p>
     <w:p>
       <w:pPr>
-        <w:spacing w:after="120" w:line="276"/>
-      </w:pPr>
-      <w:r>
-        <w:rPr>
-          <w:rFonts w:ascii="Times New Roman" w:cs="Times New Roman" w:eastAsia="Times New Roman" w:hAnsi="Times New Roman"/>
-          <w:color w:val="595959"/>
-          <w:sz w:val="19"/>
+        <w:spacing w:after="60" w:line="276"/>
+      </w:pPr>
+      <w:r>
+        <w:rPr>
+          <w:rFonts w:ascii="Times New Roman" w:cs="Times New Roman" w:eastAsia="Times New Roman" w:hAnsi="Times New Roman"/>
+          <w:color w:val="262F37"/>
+          <w:sz w:val="21"/>
           <w:szCs w:val="19"/>
         </w:rPr>
         <w:t xml:space="preserve">Все суммы заполняются вручную. Сверьте состав затрат и порядок учёта НДС с договором. Справка фиксирует стоимость принятых работ. Сверьте её суммы с платежами и расчётом взаиморасчётов.</w:t>
@@ -1329,14 +1546,15 @@
     <w:p>
       <w:pPr>
         <w:keepNext/>
-        <w:spacing w:after="100" w:line="276"/>
+        <w:spacing w:after="80" w:line="276" w:before="160"/>
       </w:pPr>
       <w:r>
         <w:rPr>
           <w:rFonts w:ascii="Times New Roman" w:cs="Times New Roman" w:eastAsia="Times New Roman" w:hAnsi="Times New Roman"/>
           <w:b/>
           <w:bCs/>
-          <w:sz w:val="21"/>
+          <w:color w:val="8E6F32"/>
+          <w:sz w:val="24"/>
           <w:szCs w:val="21"/>
         </w:rPr>
         <w:t xml:space="preserve">Подписи сторон</w:t>
@@ -1367,26 +1585,33 @@
         <w:tc>
           <w:tcPr>
             <w:tcW w:type="dxa" w:w="4680"/>
-            <w:shd w:fill="EDEDED" w:val="clear"/>
-            <w:tcMar>
-              <w:top w:type="dxa" w:w="60"/>
-              <w:left w:type="dxa" w:w="100"/>
-              <w:bottom w:type="dxa" w:w="60"/>
-              <w:right w:type="dxa" w:w="100"/>
-            </w:tcMar>
-            <w:vAlign w:val="center"/>
+            <w:shd w:fill="F2EFE9" w:val="clear"/>
+            <w:tcMar>
+              <w:top w:type="dxa" w:w="60"/>
+              <w:left w:type="dxa" w:w="100"/>
+              <w:bottom w:type="dxa" w:w="60"/>
+              <w:right w:type="dxa" w:w="100"/>
+            </w:tcMar>
+            <w:vAlign w:val="center"/>
+            <w:tcBorders>
+              <w:top w:val="single" w:sz="4" w:color="D9D9D9"/>
+              <w:left w:val="single" w:sz="4" w:color="D9D9D9"/>
+              <w:bottom w:val="single" w:sz="4" w:color="D9D9D9"/>
+              <w:right w:val="single" w:sz="4" w:color="D9D9D9"/>
+            </w:tcBorders>
           </w:tcPr>
           <w:p>
             <w:pPr>
               <w:keepNext/>
-              <w:spacing w:after="0" w:line="276"/>
+              <w:spacing w:after="30" w:line="276"/>
             </w:pPr>
             <w:r>
               <w:rPr>
                 <w:rFonts w:ascii="Times New Roman" w:cs="Times New Roman" w:eastAsia="Times New Roman" w:hAnsi="Times New Roman"/>
                 <w:b/>
                 <w:bCs/>
-                <w:sz w:val="20"/>
+                <w:color w:val="262F37"/>
+                <w:sz w:val="19"/>
                 <w:szCs w:val="20"/>
               </w:rPr>
               <w:t xml:space="preserve">Подрядчик</w:t>
@@ -1396,26 +1621,33 @@
         <w:tc>
           <w:tcPr>
             <w:tcW w:type="dxa" w:w="4680"/>
-            <w:shd w:fill="EDEDED" w:val="clear"/>
-            <w:tcMar>
-              <w:top w:type="dxa" w:w="60"/>
-              <w:left w:type="dxa" w:w="100"/>
-              <w:bottom w:type="dxa" w:w="60"/>
-              <w:right w:type="dxa" w:w="100"/>
-            </w:tcMar>
-            <w:vAlign w:val="center"/>
+            <w:shd w:fill="F2EFE9" w:val="clear"/>
+            <w:tcMar>
+              <w:top w:type="dxa" w:w="60"/>
+              <w:left w:type="dxa" w:w="100"/>
+              <w:bottom w:type="dxa" w:w="60"/>
+              <w:right w:type="dxa" w:w="100"/>
+            </w:tcMar>
+            <w:vAlign w:val="center"/>
+            <w:tcBorders>
+              <w:top w:val="single" w:sz="4" w:color="D9D9D9"/>
+              <w:left w:val="single" w:sz="4" w:color="D9D9D9"/>
+              <w:bottom w:val="single" w:sz="4" w:color="D9D9D9"/>
+              <w:right w:val="single" w:sz="4" w:color="D9D9D9"/>
+            </w:tcBorders>
           </w:tcPr>
           <w:p>
             <w:pPr>
               <w:keepNext/>
-              <w:spacing w:after="0" w:line="276"/>
+              <w:spacing w:after="30" w:line="276"/>
             </w:pPr>
             <w:r>
               <w:rPr>
                 <w:rFonts w:ascii="Times New Roman" w:cs="Times New Roman" w:eastAsia="Times New Roman" w:hAnsi="Times New Roman"/>
                 <w:b/>
                 <w:bCs/>
-                <w:sz w:val="20"/>
+                <w:color w:val="262F37"/>
+                <w:sz w:val="19"/>
                 <w:szCs w:val="20"/>
               </w:rPr>
               <w:t xml:space="preserve">Заказчик</w:t>
@@ -1438,18 +1670,26 @@
               <w:right w:type="dxa" w:w="100"/>
             </w:tcMar>
             <w:vAlign w:val="center"/>
+            <w:tcBorders>
+              <w:top w:val="single" w:sz="4" w:color="D9D9D9"/>
+              <w:left w:val="single" w:sz="4" w:color="D9D9D9"/>
+              <w:bottom w:val="single" w:sz="4" w:color="D9D9D9"/>
+              <w:right w:val="single" w:sz="4" w:color="D9D9D9"/>
+            </w:tcBorders>
+            <w:shd w:fill="F2EFE9"/>
           </w:tcPr>
           <w:p>
             <w:pPr>
               <w:keepNext/>
-              <w:spacing w:after="0" w:line="276"/>
+              <w:spacing w:after="30" w:line="276"/>
             </w:pPr>
             <w:r>
               <w:rPr>
                 <w:rFonts w:ascii="Times New Roman" w:cs="Times New Roman" w:eastAsia="Times New Roman" w:hAnsi="Times New Roman"/>
                 <w:b w:val="false"/>
                 <w:bCs w:val="false"/>
-                <w:sz w:val="20"/>
+                <w:color w:val="262F37"/>
+                <w:sz w:val="19"/>
                 <w:szCs w:val="20"/>
               </w:rPr>
               <w:t xml:space="preserve">Должность </w:t>
@@ -1461,8 +1701,8 @@
                 <w:bCs/>
                 <w:i w:val="false"/>
                 <w:iCs w:val="false"/>
-                <w:color w:val="000000"/>
-                <w:sz w:val="20"/>
+                <w:color w:val="262F37"/>
+                <w:sz w:val="19"/>
                 <w:szCs w:val="20"/>
               </w:rPr>
               <w:t xml:space="preserve">{{ДОЛЖНОСТЬ_ПОДРЯДЧИКА}}</w:t>
@@ -1479,18 +1719,25 @@
               <w:right w:type="dxa" w:w="100"/>
             </w:tcMar>
             <w:vAlign w:val="center"/>
+            <w:tcBorders>
+              <w:top w:val="single" w:sz="4" w:color="D9D9D9"/>
+              <w:left w:val="single" w:sz="4" w:color="D9D9D9"/>
+              <w:bottom w:val="single" w:sz="4" w:color="D9D9D9"/>
+              <w:right w:val="single" w:sz="4" w:color="D9D9D9"/>
+            </w:tcBorders>
           </w:tcPr>
           <w:p>
             <w:pPr>
               <w:keepNext/>
-              <w:spacing w:after="0" w:line="276"/>
+              <w:spacing w:after="30" w:line="276"/>
             </w:pPr>
             <w:r>
               <w:rPr>
                 <w:rFonts w:ascii="Times New Roman" w:cs="Times New Roman" w:eastAsia="Times New Roman" w:hAnsi="Times New Roman"/>
                 <w:b w:val="false"/>
                 <w:bCs w:val="false"/>
-                <w:sz w:val="20"/>
+                <w:color w:val="262F37"/>
+                <w:sz w:val="19"/>
                 <w:szCs w:val="20"/>
               </w:rPr>
               <w:t xml:space="preserve">Должность </w:t>
@@ -1502,8 +1749,8 @@
                 <w:bCs/>
                 <w:i w:val="false"/>
                 <w:iCs w:val="false"/>
-                <w:color w:val="000000"/>
-                <w:sz w:val="20"/>
+                <w:color w:val="262F37"/>
+                <w:sz w:val="19"/>
                 <w:szCs w:val="20"/>
               </w:rPr>
               <w:t xml:space="preserve">{{ДОЛЖНОСТЬ_ЗАКАЗЧИКА}}</w:t>
@@ -1526,18 +1773,26 @@
               <w:right w:type="dxa" w:w="100"/>
             </w:tcMar>
             <w:vAlign w:val="center"/>
+            <w:tcBorders>
+              <w:top w:val="single" w:sz="4" w:color="D9D9D9"/>
+              <w:left w:val="single" w:sz="4" w:color="D9D9D9"/>
+              <w:bottom w:val="single" w:sz="4" w:color="D9D9D9"/>
+              <w:right w:val="single" w:sz="4" w:color="D9D9D9"/>
+            </w:tcBorders>
+            <w:shd w:fill="F2EFE9"/>
           </w:tcPr>
           <w:p>
             <w:pPr>
               <w:keepNext/>
-              <w:spacing w:after="0" w:line="276"/>
+              <w:spacing w:after="30" w:line="276"/>
             </w:pPr>
             <w:r>
               <w:rPr>
                 <w:rFonts w:ascii="Times New Roman" w:cs="Times New Roman" w:eastAsia="Times New Roman" w:hAnsi="Times New Roman"/>
                 <w:b w:val="false"/>
                 <w:bCs w:val="false"/>
-                <w:sz w:val="20"/>
+                <w:color w:val="262F37"/>
+                <w:sz w:val="19"/>
                 <w:szCs w:val="20"/>
               </w:rPr>
               <w:t xml:space="preserve">Основание полномочий </w:t>
@@ -1549,8 +1804,8 @@
                 <w:bCs/>
                 <w:i w:val="false"/>
                 <w:iCs w:val="false"/>
-                <w:color w:val="000000"/>
-                <w:sz w:val="20"/>
+                <w:color w:val="262F37"/>
+                <w:sz w:val="19"/>
                 <w:szCs w:val="20"/>
               </w:rPr>
               <w:t xml:space="preserve">{{ПОЛНОМОЧИЯ_ПОДРЯДЧИКА}}</w:t>
@@ -1567,18 +1822,25 @@
               <w:right w:type="dxa" w:w="100"/>
             </w:tcMar>
             <w:vAlign w:val="center"/>
+            <w:tcBorders>
+              <w:top w:val="single" w:sz="4" w:color="D9D9D9"/>
+              <w:left w:val="single" w:sz="4" w:color="D9D9D9"/>
+              <w:bottom w:val="single" w:sz="4" w:color="D9D9D9"/>
+              <w:right w:val="single" w:sz="4" w:color="D9D9D9"/>
+            </w:tcBorders>
           </w:tcPr>
           <w:p>
             <w:pPr>
               <w:keepNext/>
-              <w:spacing w:after="0" w:line="276"/>
+              <w:spacing w:after="30" w:line="276"/>
             </w:pPr>
             <w:r>
               <w:rPr>
                 <w:rFonts w:ascii="Times New Roman" w:cs="Times New Roman" w:eastAsia="Times New Roman" w:hAnsi="Times New Roman"/>
                 <w:b w:val="false"/>
                 <w:bCs w:val="false"/>
-                <w:sz w:val="20"/>
+                <w:color w:val="262F37"/>
+                <w:sz w:val="19"/>
                 <w:szCs w:val="20"/>
               </w:rPr>
               <w:t xml:space="preserve">Основание полномочий </w:t>
@@ -1590,8 +1852,8 @@
                 <w:bCs/>
                 <w:i w:val="false"/>
                 <w:iCs w:val="false"/>
-                <w:color w:val="000000"/>
-                <w:sz w:val="20"/>
+                <w:color w:val="262F37"/>
+                <w:sz w:val="19"/>
                 <w:szCs w:val="20"/>
               </w:rPr>
               <w:t xml:space="preserve">{{ПОЛНОМОЧИЯ_ЗАКАЗЧИКА}}</w:t>
@@ -1614,18 +1876,26 @@
               <w:right w:type="dxa" w:w="100"/>
             </w:tcMar>
             <w:vAlign w:val="center"/>
+            <w:tcBorders>
+              <w:top w:val="single" w:sz="4" w:color="D9D9D9"/>
+              <w:left w:val="single" w:sz="4" w:color="D9D9D9"/>
+              <w:bottom w:val="single" w:sz="4" w:color="D9D9D9"/>
+              <w:right w:val="single" w:sz="4" w:color="D9D9D9"/>
+            </w:tcBorders>
+            <w:shd w:fill="F2EFE9"/>
           </w:tcPr>
           <w:p>
             <w:pPr>
               <w:keepNext/>
-              <w:spacing w:after="0" w:line="276"/>
+              <w:spacing w:after="30" w:line="276"/>
             </w:pPr>
             <w:r>
               <w:rPr>
                 <w:rFonts w:ascii="Times New Roman" w:cs="Times New Roman" w:eastAsia="Times New Roman" w:hAnsi="Times New Roman"/>
                 <w:b w:val="false"/>
                 <w:bCs w:val="false"/>
-                <w:sz w:val="20"/>
+                <w:color w:val="262F37"/>
+                <w:sz w:val="19"/>
                 <w:szCs w:val="20"/>
               </w:rPr>
               <w:t xml:space="preserve">Подпись ____________________</w:t>
@@ -1642,18 +1912,25 @@
               <w:right w:type="dxa" w:w="100"/>
             </w:tcMar>
             <w:vAlign w:val="center"/>
+            <w:tcBorders>
+              <w:top w:val="single" w:sz="4" w:color="D9D9D9"/>
+              <w:left w:val="single" w:sz="4" w:color="D9D9D9"/>
+              <w:bottom w:val="single" w:sz="4" w:color="D9D9D9"/>
+              <w:right w:val="single" w:sz="4" w:color="D9D9D9"/>
+            </w:tcBorders>
           </w:tcPr>
           <w:p>
             <w:pPr>
               <w:keepNext/>
-              <w:spacing w:after="0" w:line="276"/>
+              <w:spacing w:after="30" w:line="276"/>
             </w:pPr>
             <w:r>
               <w:rPr>
                 <w:rFonts w:ascii="Times New Roman" w:cs="Times New Roman" w:eastAsia="Times New Roman" w:hAnsi="Times New Roman"/>
                 <w:b w:val="false"/>
                 <w:bCs w:val="false"/>
-                <w:sz w:val="20"/>
+                <w:color w:val="262F37"/>
+                <w:sz w:val="19"/>
                 <w:szCs w:val="20"/>
               </w:rPr>
               <w:t xml:space="preserve">Подпись ____________________</w:t>
@@ -1676,18 +1953,26 @@
               <w:right w:type="dxa" w:w="100"/>
             </w:tcMar>
             <w:vAlign w:val="center"/>
+            <w:tcBorders>
+              <w:top w:val="single" w:sz="4" w:color="D9D9D9"/>
+              <w:left w:val="single" w:sz="4" w:color="D9D9D9"/>
+              <w:bottom w:val="single" w:sz="4" w:color="D9D9D9"/>
+              <w:right w:val="single" w:sz="4" w:color="D9D9D9"/>
+            </w:tcBorders>
+            <w:shd w:fill="F2EFE9"/>
           </w:tcPr>
           <w:p>
             <w:pPr>
               <w:keepNext/>
-              <w:spacing w:after="0" w:line="276"/>
+              <w:spacing w:after="30" w:line="276"/>
             </w:pPr>
             <w:r>
               <w:rPr>
                 <w:rFonts w:ascii="Times New Roman" w:cs="Times New Roman" w:eastAsia="Times New Roman" w:hAnsi="Times New Roman"/>
                 <w:b w:val="false"/>
                 <w:bCs w:val="false"/>
-                <w:sz w:val="20"/>
+                <w:color w:val="262F37"/>
+                <w:sz w:val="19"/>
                 <w:szCs w:val="20"/>
               </w:rPr>
               <w:t xml:space="preserve">Расшифровка </w:t>
@@ -1699,8 +1984,8 @@
                 <w:bCs/>
                 <w:i w:val="false"/>
                 <w:iCs w:val="false"/>
-                <w:color w:val="000000"/>
-                <w:sz w:val="20"/>
+                <w:color w:val="262F37"/>
+                <w:sz w:val="19"/>
                 <w:szCs w:val="20"/>
               </w:rPr>
               <w:t xml:space="preserve">{{ФИО_ПОДРЯДЧИКА}}</w:t>
@@ -1717,18 +2002,25 @@
               <w:right w:type="dxa" w:w="100"/>
             </w:tcMar>
             <w:vAlign w:val="center"/>
+            <w:tcBorders>
+              <w:top w:val="single" w:sz="4" w:color="D9D9D9"/>
+              <w:left w:val="single" w:sz="4" w:color="D9D9D9"/>
+              <w:bottom w:val="single" w:sz="4" w:color="D9D9D9"/>
+              <w:right w:val="single" w:sz="4" w:color="D9D9D9"/>
+            </w:tcBorders>
           </w:tcPr>
           <w:p>
             <w:pPr>
               <w:keepNext/>
-              <w:spacing w:after="0" w:line="276"/>
+              <w:spacing w:after="30" w:line="276"/>
             </w:pPr>
             <w:r>
               <w:rPr>
                 <w:rFonts w:ascii="Times New Roman" w:cs="Times New Roman" w:eastAsia="Times New Roman" w:hAnsi="Times New Roman"/>
                 <w:b w:val="false"/>
                 <w:bCs w:val="false"/>
-                <w:sz w:val="20"/>
+                <w:color w:val="262F37"/>
+                <w:sz w:val="19"/>
                 <w:szCs w:val="20"/>
               </w:rPr>
               <w:t xml:space="preserve">Расшифровка </w:t>
@@ -1740,8 +2032,8 @@
                 <w:bCs/>
                 <w:i w:val="false"/>
                 <w:iCs w:val="false"/>
-                <w:color w:val="000000"/>
-                <w:sz w:val="20"/>
+                <w:color w:val="262F37"/>
+                <w:sz w:val="19"/>
                 <w:szCs w:val="20"/>
               </w:rPr>
               <w:t xml:space="preserve">{{ФИО_ЗАКАЗЧИКА}}</w:t>
@@ -1764,18 +2056,26 @@
               <w:right w:type="dxa" w:w="100"/>
             </w:tcMar>
             <w:vAlign w:val="center"/>
-          </w:tcPr>
-          <w:p>
-            <w:pPr>
-              <w:keepNext w:val="false"/>
-              <w:spacing w:after="0" w:line="276"/>
+            <w:tcBorders>
+              <w:top w:val="single" w:sz="4" w:color="D9D9D9"/>
+              <w:left w:val="single" w:sz="4" w:color="D9D9D9"/>
+              <w:bottom w:val="single" w:sz="4" w:color="D9D9D9"/>
+              <w:right w:val="single" w:sz="4" w:color="D9D9D9"/>
+            </w:tcBorders>
+            <w:shd w:fill="F2EFE9"/>
+          </w:tcPr>
+          <w:p>
+            <w:pPr>
+              <w:keepNext w:val="false"/>
+              <w:spacing w:after="30" w:line="276"/>
             </w:pPr>
             <w:r>
               <w:rPr>
                 <w:rFonts w:ascii="Times New Roman" w:cs="Times New Roman" w:eastAsia="Times New Roman" w:hAnsi="Times New Roman"/>
                 <w:b w:val="false"/>
                 <w:bCs w:val="false"/>
-                <w:sz w:val="20"/>
+                <w:color w:val="262F37"/>
+                <w:sz w:val="19"/>
                 <w:szCs w:val="20"/>
               </w:rPr>
               <w:t xml:space="preserve">Дата подписи </w:t>
@@ -1787,8 +2087,8 @@
                 <w:bCs/>
                 <w:i w:val="false"/>
                 <w:iCs w:val="false"/>
-                <w:color w:val="000000"/>
-                <w:sz w:val="20"/>
+                <w:color w:val="262F37"/>
+                <w:sz w:val="19"/>
                 <w:szCs w:val="20"/>
               </w:rPr>
               <w:t xml:space="preserve">{{ДАТА_ПОДПИСИ_ПОДРЯДЧИКА}}</w:t>
@@ -1805,18 +2105,25 @@
               <w:right w:type="dxa" w:w="100"/>
             </w:tcMar>
             <w:vAlign w:val="center"/>
-          </w:tcPr>
-          <w:p>
-            <w:pPr>
-              <w:keepNext w:val="false"/>
-              <w:spacing w:after="0" w:line="276"/>
+            <w:tcBorders>
+              <w:top w:val="single" w:sz="4" w:color="D9D9D9"/>
+              <w:left w:val="single" w:sz="4" w:color="D9D9D9"/>
+              <w:bottom w:val="single" w:sz="4" w:color="D9D9D9"/>
+              <w:right w:val="single" w:sz="4" w:color="D9D9D9"/>
+            </w:tcBorders>
+          </w:tcPr>
+          <w:p>
+            <w:pPr>
+              <w:keepNext w:val="false"/>
+              <w:spacing w:after="30" w:line="276"/>
             </w:pPr>
             <w:r>
               <w:rPr>
                 <w:rFonts w:ascii="Times New Roman" w:cs="Times New Roman" w:eastAsia="Times New Roman" w:hAnsi="Times New Roman"/>
                 <w:b w:val="false"/>
                 <w:bCs w:val="false"/>
-                <w:sz w:val="20"/>
+                <w:color w:val="262F37"/>
+                <w:sz w:val="19"/>
                 <w:szCs w:val="20"/>
               </w:rPr>
               <w:t xml:space="preserve">Дата подписи </w:t>
@@ -1828,8 +2135,8 @@
                 <w:bCs/>
                 <w:i w:val="false"/>
                 <w:iCs w:val="false"/>
-                <w:color w:val="000000"/>
-                <w:sz w:val="20"/>
+                <w:color w:val="262F37"/>
+                <w:sz w:val="19"/>
                 <w:szCs w:val="20"/>
               </w:rPr>
               <w:t xml:space="preserve">{{ДАТА_ПОДПИСИ_ЗАКАЗЧИКА}}</w:t>
@@ -1840,7 +2147,7 @@
     </w:tbl>
     <w:sectPr>
       <w:pgSz w:w="11906" w:h="16838" w:orient="portrait"/>
-      <w:pgMar w:top="1133" w:right="850" w:bottom="1133" w:left="1417" w:header="708" w:footer="708" w:gutter="0"/>
+      <w:pgMar w:top="964" w:right="1020" w:bottom="964" w:left="1020" w:header="708" w:footer="708" w:gutter="0"/>
       <w:pgNumType/>
       <w:docGrid w:linePitch="360"/>
     </w:sectPr>
@@ -2050,8 +2357,14 @@
     <w:basedOn w:val="Normal"/>
     <w:next w:val="Normal"/>
     <w:qFormat/>
+    <w:pPr>
+      <w:spacing w:after="180"/>
+    </w:pPr>
     <w:rPr>
-      <w:sz w:val="56"/>
+      <w:rFonts w:ascii="Times New Roman" w:hAnsi="Times New Roman"/>
+      <w:b/>
+      <w:color w:val="000000"/>
+      <w:sz w:val="34"/>
       <w:szCs w:val="56"/>
     </w:rPr>
   </w:style>

--- a/products-storage/04-polnyy-komplekt-pto/01-30-bazovye-pakety/01-zakrytie-rabot/02-ks-3.docx
+++ b/products-storage/04-polnyy-komplekt-pto/01-30-bazovye-pakety/01-zakrytie-rabot/02-ks-3.docx
@@ -89,7 +89,7 @@
               <w:bottom w:w="90" w:type="dxa"/>
               <w:end w:w="90" w:type="dxa"/>
             </w:tcMar>
-            <w:shd w:fill="E8EEF4"/>
+            <w:shd w:fill="F2EFE9"/>
           </w:tcPr>
           <w:p>
             <w:pPr>
@@ -115,7 +115,7 @@
               <w:bottom w:w="90" w:type="dxa"/>
               <w:end w:w="90" w:type="dxa"/>
             </w:tcMar>
-            <w:shd w:fill="E8EEF4"/>
+            <w:shd w:fill="F2EFE9"/>
           </w:tcPr>
           <w:p>
             <w:pPr>
@@ -141,7 +141,7 @@
               <w:bottom w:w="90" w:type="dxa"/>
               <w:end w:w="90" w:type="dxa"/>
             </w:tcMar>
-            <w:shd w:fill="E8EEF4"/>
+            <w:shd w:fill="F2EFE9"/>
           </w:tcPr>
           <w:p>
             <w:pPr>
@@ -167,7 +167,7 @@
               <w:bottom w:w="90" w:type="dxa"/>
               <w:end w:w="90" w:type="dxa"/>
             </w:tcMar>
-            <w:shd w:fill="E8EEF4"/>
+            <w:shd w:fill="F2EFE9"/>
           </w:tcPr>
           <w:p>
             <w:pPr>
@@ -285,7 +285,7 @@
               <w:bottom w:w="90" w:type="dxa"/>
               <w:end w:w="90" w:type="dxa"/>
             </w:tcMar>
-            <w:shd w:fill="E8EEF4"/>
+            <w:shd w:fill="F2EFE9"/>
           </w:tcPr>
           <w:p>
             <w:pPr>
@@ -311,7 +311,7 @@
               <w:bottom w:w="90" w:type="dxa"/>
               <w:end w:w="90" w:type="dxa"/>
             </w:tcMar>
-            <w:shd w:fill="E8EEF4"/>
+            <w:shd w:fill="F2EFE9"/>
           </w:tcPr>
           <w:p>
             <w:pPr>
@@ -337,7 +337,7 @@
               <w:bottom w:w="90" w:type="dxa"/>
               <w:end w:w="90" w:type="dxa"/>
             </w:tcMar>
-            <w:shd w:fill="E8EEF4"/>
+            <w:shd w:fill="F2EFE9"/>
           </w:tcPr>
           <w:p>
             <w:pPr>
@@ -363,7 +363,7 @@
               <w:bottom w:w="90" w:type="dxa"/>
               <w:end w:w="90" w:type="dxa"/>
             </w:tcMar>
-            <w:shd w:fill="E8EEF4"/>
+            <w:shd w:fill="F2EFE9"/>
           </w:tcPr>
           <w:p>
             <w:pPr>
@@ -389,7 +389,7 @@
               <w:bottom w:w="90" w:type="dxa"/>
               <w:end w:w="90" w:type="dxa"/>
             </w:tcMar>
-            <w:shd w:fill="E8EEF4"/>
+            <w:shd w:fill="F2EFE9"/>
           </w:tcPr>
           <w:p>
             <w:pPr>
@@ -415,7 +415,7 @@
               <w:bottom w:w="90" w:type="dxa"/>
               <w:end w:w="90" w:type="dxa"/>
             </w:tcMar>
-            <w:shd w:fill="E8EEF4"/>
+            <w:shd w:fill="F2EFE9"/>
           </w:tcPr>
           <w:p>
             <w:pPr>
